--- a/zht/docx/187.content.docx
+++ b/zht/docx/187.content.docx
@@ -149,7 +149,7 @@
         <w:rPr>
           <w:lang w:val="zh_TW" w:bidi="zh_TW"/>
         </w:rPr>
-        <w:t>xiong</w:t>
+        <w:t>xiao</w:t>
       </w:r>
       <w:r>
         <w:rPr>
@@ -212,7 +212,7 @@
         <w:rPr>
           <w:lang w:val="zh_TW" w:bidi="zh_TW"/>
         </w:rPr>
-        <w:t>兄弟</w:t>
+        <w:t>小錢</w:t>
       </w:r>
       <w:r>
         <w:rPr>
@@ -231,87 +231,7 @@
         <w:rPr>
           <w:lang w:val="zh_TW" w:bidi="zh_TW"/>
         </w:rPr>
-        <w:t>「兄弟」一詞可以指：</w:t>
-      </w:r>
-    </w:p>
-    <w:p>
-      <w:pPr>
-        <w:pStyle w:val="ListBullet"/>
-        <w:spacing w:line="240" w:lineRule="auto"/>
-        <w:ind w:left="720"/>
-      </w:pPr>
-      <w:r>
-        <w:rPr>
-          <w:lang w:val="zh_TW" w:bidi="zh_TW"/>
-        </w:rPr>
-      </w:r>
-      <w:r>
-        <w:rPr>
-          <w:lang w:val="zh_TW" w:bidi="zh_TW"/>
-        </w:rPr>
-        <w:t>與自己有兄弟關係的男性</w:t>
-      </w:r>
-    </w:p>
-    <w:p>
-      <w:pPr>
-        <w:pStyle w:val="ListBullet"/>
-        <w:spacing w:line="240" w:lineRule="auto"/>
-        <w:ind w:left="720"/>
-      </w:pPr>
-      <w:r>
-        <w:rPr>
-          <w:lang w:val="zh_TW" w:bidi="zh_TW"/>
-        </w:rPr>
-      </w:r>
-      <w:r>
-        <w:rPr>
-          <w:lang w:val="zh_TW" w:bidi="zh_TW"/>
-        </w:rPr>
-        <w:t>親密的男性朋友</w:t>
-      </w:r>
-    </w:p>
-    <w:p>
-      <w:pPr>
-        <w:pStyle w:val="ListBullet"/>
-        <w:spacing w:line="240" w:lineRule="auto"/>
-        <w:ind w:left="720"/>
-      </w:pPr>
-      <w:r>
-        <w:rPr>
-          <w:lang w:val="zh_TW" w:bidi="zh_TW"/>
-        </w:rPr>
-      </w:r>
-      <w:r>
-        <w:rPr>
-          <w:lang w:val="zh_TW" w:bidi="zh_TW"/>
-        </w:rPr>
-        <w:t>同種族、信仰、職業或組織的成員。</w:t>
-      </w:r>
-    </w:p>
-    <w:p>
-      <w:pPr>
-        <w:pStyle w:val="Heading3"/>
-      </w:pPr>
-      <w:r>
-        <w:rPr>
-          <w:b/>
-          <w:lang w:val="zh_TW" w:bidi="zh_TW"/>
-        </w:rPr>
-        <w:t>「兄弟」在舊約中的意思是什麼？</w:t>
-      </w:r>
-    </w:p>
-    <w:p>
-      <w:pPr/>
-      <w:r>
-        <w:rPr>
-          <w:lang w:val="zh_TW" w:bidi="zh_TW"/>
-        </w:rPr>
-      </w:r>
-      <w:r>
-        <w:rPr>
-          <w:lang w:val="zh_TW" w:bidi="zh_TW"/>
-        </w:rPr>
-        <w:t>在舊約聖經中，「兄弟」的希伯來文指的是至少有一個共同父親或母親的男性。約瑟和便雅憫都是雅各和拉結的孩子（</w:t>
+        <w:t>一種小型青銅幣或銅幣，其價值不到一分錢。</w:t>
       </w:r>
       <w:hyperlink r:id="rId13">
         <w:r>
@@ -322,14 +242,99 @@
             <w:color w:val="0000EE"/>
             <w:u w:val="single"/>
           </w:rPr>
-          <w:t>創35:24</w:t>
+          <w:t>馬可福音十二章42節</w:t>
         </w:r>
       </w:hyperlink>
       <w:r>
         <w:rPr>
           <w:lang w:val="zh_TW" w:bidi="zh_TW"/>
         </w:rPr>
-        <w:t>）。然而，雅各其他的兒子也被稱為約瑟的兄弟（</w:t>
+        <w:t>中使用了這個詞。</w:t>
+      </w:r>
+      <w:r>
+        <w:rPr>
+          <w:i/>
+          <w:lang w:val="zh_TW" w:bidi="zh_TW"/>
+        </w:rPr>
+        <w:t>參</w:t>
+      </w:r>
+      <w:r>
+        <w:rPr>
+          <w:lang w:val="zh_TW" w:bidi="zh_TW"/>
+        </w:rPr>
+        <w:t xml:space="preserve">： </w:t>
+      </w:r>
+      <w:r>
+        <w:rPr>
+          <w:lang w:val="zh_TW" w:bidi="zh_TW"/>
+        </w:rPr>
+        <w:t>硬幣</w:t>
+      </w:r>
+      <w:r>
+        <w:rPr>
+          <w:lang w:val="zh_TW" w:bidi="zh_TW"/>
+        </w:rPr>
+        <w:t>；</w:t>
+      </w:r>
+      <w:r>
+        <w:rPr>
+          <w:lang w:val="zh_TW" w:bidi="zh_TW"/>
+        </w:rPr>
+        <w:t>金錢</w:t>
+      </w:r>
+      <w:r>
+        <w:rPr>
+          <w:lang w:val="zh_TW" w:bidi="zh_TW"/>
+        </w:rPr>
+        <w:t>。</w:t>
+      </w:r>
+      <w:r>
+        <w:rPr>
+          <w:lang w:val="zh_TW" w:bidi="zh_TW"/>
+        </w:rPr>
+      </w:r>
+      <w:r>
+        <w:rPr>
+          <w:lang w:val="zh_TW" w:bidi="zh_TW"/>
+        </w:rPr>
+      </w:r>
+    </w:p>
+    <w:p>
+      <w:pPr/>
+      <w:r>
+        <w:rPr>
+          <w:lang w:val="zh_TW" w:bidi="zh_TW"/>
+        </w:rPr>
+      </w:r>
+    </w:p>
+    <w:p>
+      <w:pPr>
+        <w:pStyle w:val="Heading2"/>
+      </w:pPr>
+      <w:r>
+        <w:rPr>
+          <w:lang w:val="zh_TW" w:bidi="zh_TW"/>
+        </w:rPr>
+        <w:t>笑</w:t>
+      </w:r>
+      <w:r>
+        <w:rPr>
+          <w:lang w:val="zh_TW" w:bidi="zh_TW"/>
+        </w:rPr>
+      </w:r>
+    </w:p>
+    <w:p>
+      <w:pPr/>
+      <w:r>
+        <w:rPr>
+          <w:lang w:val="zh_TW" w:bidi="zh_TW"/>
+        </w:rPr>
+      </w:r>
+      <w:r>
+        <w:rPr>
+          <w:lang w:val="zh_TW" w:bidi="zh_TW"/>
+        </w:rPr>
+        <w:t>各種情緒的表達。笑能表達極其喜樂的快樂，當環境轉好時也是如此，例如猶大人從被擄歸回的時候（</w:t>
       </w:r>
       <w:hyperlink r:id="rId14">
         <w:r>
@@ -340,28 +345,14 @@
             <w:color w:val="0000EE"/>
             <w:u w:val="single"/>
           </w:rPr>
-          <w:t>創42:6</w:t>
+          <w:t>詩126:2</w:t>
         </w:r>
       </w:hyperlink>
       <w:r>
         <w:rPr>
           <w:lang w:val="zh_TW" w:bidi="zh_TW"/>
         </w:rPr>
-        <w:t>）。</w:t>
-      </w:r>
-    </w:p>
-    <w:p>
-      <w:pPr/>
-      <w:r>
-        <w:rPr>
-          <w:lang w:val="zh_TW" w:bidi="zh_TW"/>
-        </w:rPr>
-      </w:r>
-      <w:r>
-        <w:rPr>
-          <w:lang w:val="zh_TW" w:bidi="zh_TW"/>
-        </w:rPr>
-        <w:t>約瑟對便雅憫的愛是特別的，但兄弟之間並非總有這種愛。該隱殺害了他的兄弟亞伯（</w:t>
+        <w:t>）。約伯的一位安慰者也真誠卻又輕易地將這樣的喜樂送給約伯（</w:t>
       </w:r>
       <w:hyperlink r:id="rId15">
         <w:r>
@@ -372,14 +363,14 @@
             <w:color w:val="0000EE"/>
             <w:u w:val="single"/>
           </w:rPr>
-          <w:t>創4:8</w:t>
+          <w:t>伯8:21</w:t>
         </w:r>
       </w:hyperlink>
       <w:r>
         <w:rPr>
           <w:lang w:val="zh_TW" w:bidi="zh_TW"/>
         </w:rPr>
-        <w:t>），以掃恨他的兄弟雅各（</w:t>
+        <w:t>）。為了鼓勵其他人，笑也可以是帶著善意與友善的（</w:t>
       </w:r>
       <w:hyperlink r:id="rId16">
         <w:r>
@@ -390,14 +381,14 @@
             <w:color w:val="0000EE"/>
             <w:u w:val="single"/>
           </w:rPr>
-          <w:t>27:41</w:t>
+          <w:t>29:24</w:t>
         </w:r>
       </w:hyperlink>
       <w:r>
         <w:rPr>
           <w:lang w:val="zh_TW" w:bidi="zh_TW"/>
         </w:rPr>
-        <w:t>）。兄弟可能帶來壞的影響（</w:t>
+        <w:t>）。雖然「哭有時，笑有時」（</w:t>
       </w:r>
       <w:hyperlink r:id="rId17">
         <w:r>
@@ -408,32 +399,14 @@
             <w:color w:val="0000EE"/>
             <w:u w:val="single"/>
           </w:rPr>
-          <w:t>申13:6</w:t>
+          <w:t>傳3:4</w:t>
         </w:r>
       </w:hyperlink>
       <w:r>
         <w:rPr>
           <w:lang w:val="zh_TW" w:bidi="zh_TW"/>
         </w:rPr>
-        <w:t>–</w:t>
-      </w:r>
-      <w:hyperlink r:id="rId17">
-        <w:r>
-          <w:rPr>
-            <w:lang w:val="zh_TW" w:bidi="zh_TW"/>
-          </w:rPr>
-          <w:rPr>
-            <w:color w:val="0000EE"/>
-            <w:u w:val="single"/>
-          </w:rPr>
-          <w:t>7</w:t>
-        </w:r>
-      </w:hyperlink>
-      <w:r>
-        <w:rPr>
-          <w:lang w:val="zh_TW" w:bidi="zh_TW"/>
-        </w:rPr>
-        <w:t>），但理想中，兄弟應該在需要時幫助對方（</w:t>
+        <w:t>），但傳道者心裡存著疑問：人生不是一件可笑的事，憂愁反而能成為更好的教師（</w:t>
       </w:r>
       <w:hyperlink r:id="rId18">
         <w:r>
@@ -444,26 +417,14 @@
             <w:color w:val="0000EE"/>
             <w:u w:val="single"/>
           </w:rPr>
-          <w:t>箴17:17</w:t>
+          <w:t>2:2</w:t>
         </w:r>
       </w:hyperlink>
       <w:r>
         <w:rPr>
           <w:lang w:val="zh_TW" w:bidi="zh_TW"/>
         </w:rPr>
-        <w:t>）。</w:t>
-      </w:r>
-      <w:r>
-        <w:rPr>
-          <w:lang w:val="zh_TW" w:bidi="zh_TW"/>
-        </w:rPr>
-        <w:t>娶寡嫂婚的</w:t>
-      </w:r>
-      <w:r>
-        <w:rPr>
-          <w:lang w:val="zh_TW" w:bidi="zh_TW"/>
-        </w:rPr>
-        <w:t>律法規定，如果一個男人死後遺下無子的寡婦，他的兄弟必須娶這位寡婦，為其生子以延續兄弟的家族名字（</w:t>
+        <w:t>，</w:t>
       </w:r>
       <w:hyperlink r:id="rId19">
         <w:r>
@@ -474,28 +435,14 @@
             <w:color w:val="0000EE"/>
             <w:u w:val="single"/>
           </w:rPr>
-          <w:t>申25:5</w:t>
+          <w:t>7:3</w:t>
         </w:r>
       </w:hyperlink>
       <w:r>
         <w:rPr>
           <w:lang w:val="zh_TW" w:bidi="zh_TW"/>
         </w:rPr>
-        <w:t>）。</w:t>
-      </w:r>
-    </w:p>
-    <w:p>
-      <w:pPr/>
-      <w:r>
-        <w:rPr>
-          <w:lang w:val="zh_TW" w:bidi="zh_TW"/>
-        </w:rPr>
-      </w:r>
-      <w:r>
-        <w:rPr>
-          <w:lang w:val="zh_TW" w:bidi="zh_TW"/>
-        </w:rPr>
-        <w:t>大衛稱約拿單為「兄弟」，即使他們沒有血緣關係（</w:t>
+        <w:t>）。然而，人能夠不把某些事太當真，也是好的。那位預備周全的賢德婦人「想到日後的景況就喜笑」（</w:t>
       </w:r>
       <w:hyperlink r:id="rId20">
         <w:r>
@@ -506,14 +453,14 @@
             <w:color w:val="0000EE"/>
             <w:u w:val="single"/>
           </w:rPr>
-          <w:t>撒下1:26</w:t>
+          <w:t>箴31:25</w:t>
         </w:r>
       </w:hyperlink>
       <w:r>
         <w:rPr>
           <w:lang w:val="zh_TW" w:bidi="zh_TW"/>
         </w:rPr>
-        <w:t>）。一個以色列同胞也可以被稱為兄弟，這種關係帶有某些義務：例如，兄弟之間不能收取利息，也不能將他變為奴隸（</w:t>
+        <w:t>）。約伯也得著了不必擔心爭戰和饑荒的應許（</w:t>
       </w:r>
       <w:hyperlink r:id="rId21">
         <w:r>
@@ -524,57 +471,14 @@
             <w:color w:val="0000EE"/>
             <w:u w:val="single"/>
           </w:rPr>
-          <w:t>利25:35</w:t>
+          <w:t>伯5:22</w:t>
         </w:r>
       </w:hyperlink>
       <w:r>
         <w:rPr>
           <w:lang w:val="zh_TW" w:bidi="zh_TW"/>
         </w:rPr>
-        <w:t>–</w:t>
-      </w:r>
-      <w:hyperlink r:id="rId21">
-        <w:r>
-          <w:rPr>
-            <w:lang w:val="zh_TW" w:bidi="zh_TW"/>
-          </w:rPr>
-          <w:rPr>
-            <w:color w:val="0000EE"/>
-            <w:u w:val="single"/>
-          </w:rPr>
-          <w:t>43</w:t>
-        </w:r>
-      </w:hyperlink>
-      <w:r>
-        <w:rPr>
-          <w:lang w:val="zh_TW" w:bidi="zh_TW"/>
-        </w:rPr>
-        <w:t>）。</w:t>
-      </w:r>
-    </w:p>
-    <w:p>
-      <w:pPr>
-        <w:pStyle w:val="Heading3"/>
-      </w:pPr>
-      <w:r>
-        <w:rPr>
-          <w:lang w:val="zh_TW" w:bidi="zh_TW"/>
-        </w:rPr>
-        <w:t>「兄弟」在新約中是什麼意思？</w:t>
-      </w:r>
-    </w:p>
-    <w:p>
-      <w:pPr/>
-      <w:r>
-        <w:rPr>
-          <w:lang w:val="zh_TW" w:bidi="zh_TW"/>
-        </w:rPr>
-      </w:r>
-      <w:r>
-        <w:rPr>
-          <w:lang w:val="zh_TW" w:bidi="zh_TW"/>
-        </w:rPr>
-        <w:t>在新約聖經中，希臘文的「兄弟」指親生兄弟，例如安得烈和彼得（</w:t>
+        <w:t>；參</w:t>
       </w:r>
       <w:hyperlink r:id="rId22">
         <w:r>
@@ -585,14 +489,28 @@
             <w:color w:val="0000EE"/>
             <w:u w:val="single"/>
           </w:rPr>
-          <w:t>約1:41</w:t>
+          <w:t>哈1:9</w:t>
         </w:r>
       </w:hyperlink>
       <w:r>
         <w:rPr>
           <w:lang w:val="zh_TW" w:bidi="zh_TW"/>
         </w:rPr>
-        <w:t>）。耶穌有四個兄弟（</w:t>
+        <w:t>）。</w:t>
+      </w:r>
+    </w:p>
+    <w:p>
+      <w:pPr/>
+      <w:r>
+        <w:rPr>
+          <w:lang w:val="zh_TW" w:bidi="zh_TW"/>
+        </w:rPr>
+      </w:r>
+      <w:r>
+        <w:rPr>
+          <w:lang w:val="zh_TW" w:bidi="zh_TW"/>
+        </w:rPr>
+        <w:t>笑也帶著負面、嘲諷的意味。我們會嘲笑別人，也會笑他們受到羞辱。這個層面在舊約聖經裡特別突出。約伯和耶利米都抱怨自己成了笑柄（</w:t>
       </w:r>
       <w:hyperlink r:id="rId23">
         <w:r>
@@ -603,14 +521,14 @@
             <w:color w:val="0000EE"/>
             <w:u w:val="single"/>
           </w:rPr>
-          <w:t>可6:3</w:t>
+          <w:t>伯12:4</w:t>
         </w:r>
       </w:hyperlink>
       <w:r>
         <w:rPr>
           <w:lang w:val="zh_TW" w:bidi="zh_TW"/>
         </w:rPr>
-        <w:t>）。（羅馬天主教徒認為他們是耶穌的表兄弟，但希臘文並未使用表兄弟的詞語。）耶穌的兄弟起初不信祂（</w:t>
+        <w:t>；</w:t>
       </w:r>
       <w:hyperlink r:id="rId24">
         <w:r>
@@ -621,14 +539,14 @@
             <w:color w:val="0000EE"/>
             <w:u w:val="single"/>
           </w:rPr>
-          <w:t>約7:5</w:t>
+          <w:t>耶20:7</w:t>
         </w:r>
       </w:hyperlink>
       <w:r>
         <w:rPr>
           <w:lang w:val="zh_TW" w:bidi="zh_TW"/>
         </w:rPr>
-        <w:t>）。然而，在耶穌復活後，他們加入了基督教群體（</w:t>
+        <w:t>）。以色列這個民族也抱怨，仇敵在他們的患難中譏笑他們（</w:t>
       </w:r>
       <w:hyperlink r:id="rId25">
         <w:r>
@@ -639,14 +557,14 @@
             <w:color w:val="0000EE"/>
             <w:u w:val="single"/>
           </w:rPr>
-          <w:t>徒1:14</w:t>
+          <w:t>詩80:6</w:t>
         </w:r>
       </w:hyperlink>
       <w:r>
         <w:rPr>
           <w:lang w:val="zh_TW" w:bidi="zh_TW"/>
         </w:rPr>
-        <w:t>）。耶穌教導祂的門徒，他們只有一位父（神），因此彼此皆為兄弟（</w:t>
+        <w:t>；參</w:t>
       </w:r>
       <w:hyperlink r:id="rId26">
         <w:r>
@@ -657,32 +575,14 @@
             <w:color w:val="0000EE"/>
             <w:u w:val="single"/>
           </w:rPr>
-          <w:t>太23:8</w:t>
+          <w:t>代下30:10</w:t>
         </w:r>
       </w:hyperlink>
       <w:r>
         <w:rPr>
           <w:lang w:val="zh_TW" w:bidi="zh_TW"/>
         </w:rPr>
-        <w:t>–</w:t>
-      </w:r>
-      <w:hyperlink r:id="rId26">
-        <w:r>
-          <w:rPr>
-            <w:lang w:val="zh_TW" w:bidi="zh_TW"/>
-          </w:rPr>
-          <w:rPr>
-            <w:color w:val="0000EE"/>
-            <w:u w:val="single"/>
-          </w:rPr>
-          <w:t>9</w:t>
-        </w:r>
-      </w:hyperlink>
-      <w:r>
-        <w:rPr>
-          <w:lang w:val="zh_TW" w:bidi="zh_TW"/>
-        </w:rPr>
-        <w:t>）。他也稱自己是他們的兄弟（</w:t>
+        <w:t>）。有時這樣的笑確實有其理由。在</w:t>
       </w:r>
       <w:hyperlink r:id="rId27">
         <w:r>
@@ -693,28 +593,14 @@
             <w:color w:val="0000EE"/>
             <w:u w:val="single"/>
           </w:rPr>
-          <w:t>太28:10</w:t>
+          <w:t>詩篇五十二篇6節</w:t>
         </w:r>
       </w:hyperlink>
       <w:r>
         <w:rPr>
           <w:lang w:val="zh_TW" w:bidi="zh_TW"/>
         </w:rPr>
-        <w:t>）。</w:t>
-      </w:r>
-    </w:p>
-    <w:p>
-      <w:pPr/>
-      <w:r>
-        <w:rPr>
-          <w:lang w:val="zh_TW" w:bidi="zh_TW"/>
-        </w:rPr>
-      </w:r>
-      <w:r>
-        <w:rPr>
-          <w:lang w:val="zh_TW" w:bidi="zh_TW"/>
-        </w:rPr>
-        <w:t>早期基督徒互稱「弟兄」（</w:t>
+        <w:t>中，義人得著應許：他們終究會笑到最後，而被嘲笑的是那惡人、不信的人——他以為自己可以將神排除在生命之外。在</w:t>
       </w:r>
       <w:hyperlink r:id="rId28">
         <w:r>
@@ -725,14 +611,14 @@
             <w:color w:val="0000EE"/>
             <w:u w:val="single"/>
           </w:rPr>
-          <w:t>徒9:17</w:t>
+          <w:t>箴言一章26節</w:t>
         </w:r>
       </w:hyperlink>
       <w:r>
         <w:rPr>
           <w:lang w:val="zh_TW" w:bidi="zh_TW"/>
         </w:rPr>
-        <w:t>；</w:t>
+        <w:t>，擬人化的智慧警告說：她要在那些拒絕聽從她勸告之人的災難中發笑；那會是他們罪有應得的結果。在這個意義上，詩篇有三處將笑描寫為神的反應。神嗤笑那些策劃敵擋他受膏君王的列邦（</w:t>
       </w:r>
       <w:hyperlink r:id="rId29">
         <w:r>
@@ -743,14 +629,14 @@
             <w:color w:val="0000EE"/>
             <w:u w:val="single"/>
           </w:rPr>
-          <w:t>西1:1</w:t>
+          <w:t>詩2:4</w:t>
         </w:r>
       </w:hyperlink>
       <w:r>
         <w:rPr>
           <w:lang w:val="zh_TW" w:bidi="zh_TW"/>
         </w:rPr>
-        <w:t>）。基督徒群體兩次被稱為「弟兄或眾弟兄（the brotherhood）」（</w:t>
+        <w:t>）。他嗤笑惡人，因為他知道他們正走向災禍（</w:t>
       </w:r>
       <w:hyperlink r:id="rId30">
         <w:r>
@@ -761,9 +647,15 @@
             <w:color w:val="0000EE"/>
             <w:u w:val="single"/>
           </w:rPr>
-          <w:t>彼前2:17，</w:t>
+          <w:t>37:13</w:t>
         </w:r>
       </w:hyperlink>
+      <w:r>
+        <w:rPr>
+          <w:lang w:val="zh_TW" w:bidi="zh_TW"/>
+        </w:rPr>
+        <w:t>）。詩人也邀請神嗤笑他的仇敵（</w:t>
+      </w:r>
       <w:hyperlink r:id="rId31">
         <w:r>
           <w:rPr>
@@ -773,32 +665,28 @@
             <w:color w:val="0000EE"/>
             <w:u w:val="single"/>
           </w:rPr>
-          <w:t>5:9</w:t>
+          <w:t>59:8</w:t>
         </w:r>
       </w:hyperlink>
       <w:r>
         <w:rPr>
           <w:lang w:val="zh_TW" w:bidi="zh_TW"/>
         </w:rPr>
-        <w:t>）。成為基督徒弟兄的一員需要負上某些責任：</w:t>
+        <w:t>）。這種屬神的笑是用來表達：真理終究必然得勝。</w:t>
       </w:r>
     </w:p>
     <w:p>
-      <w:pPr>
-        <w:pStyle w:val="ListBullet"/>
-        <w:spacing w:line="240" w:lineRule="auto"/>
-        <w:ind w:left="720"/>
-      </w:pPr>
-      <w:r>
-        <w:rPr>
-          <w:lang w:val="zh_TW" w:bidi="zh_TW"/>
-        </w:rPr>
-      </w:r>
-      <w:r>
-        <w:rPr>
-          <w:lang w:val="zh_TW" w:bidi="zh_TW"/>
-        </w:rPr>
-        <w:t>節制情慾（</w:t>
+      <w:pPr/>
+      <w:r>
+        <w:rPr>
+          <w:lang w:val="zh_TW" w:bidi="zh_TW"/>
+        </w:rPr>
+      </w:r>
+      <w:r>
+        <w:rPr>
+          <w:lang w:val="zh_TW" w:bidi="zh_TW"/>
+        </w:rPr>
+        <w:t>笑在亞伯拉罕的敘事裡佔有一個特別的位置。它被用在他兒子以撒的名字上；這名字的意思是「他笑」，或「願（神）（向他）微笑」。希伯來的故事喜歡將字詞的意思表達出來，所以人對以撒——這個承載神對族長應許的管道——出生的反應就用笑來描述。這在神學上很重要，因為它往往與信心形成對比。在</w:t>
       </w:r>
       <w:hyperlink r:id="rId32">
         <w:r>
@@ -809,32 +697,14 @@
             <w:color w:val="0000EE"/>
             <w:u w:val="single"/>
           </w:rPr>
-          <w:t>帖前4:6</w:t>
+          <w:t>創世記十七章17節</w:t>
         </w:r>
       </w:hyperlink>
       <w:r>
         <w:rPr>
           <w:lang w:val="zh_TW" w:bidi="zh_TW"/>
         </w:rPr>
-        <w:t>）</w:t>
-      </w:r>
-    </w:p>
-    <w:p>
-      <w:pPr>
-        <w:pStyle w:val="ListBullet"/>
-        <w:spacing w:line="240" w:lineRule="auto"/>
-        <w:ind w:left="720"/>
-      </w:pPr>
-      <w:r>
-        <w:rPr>
-          <w:lang w:val="zh_TW" w:bidi="zh_TW"/>
-        </w:rPr>
-      </w:r>
-      <w:r>
-        <w:rPr>
-          <w:lang w:val="zh_TW" w:bidi="zh_TW"/>
-        </w:rPr>
-        <w:t>在需要時提供物質幫助（</w:t>
+        <w:t>中，由於撒拉已年老，亞伯拉罕的笑是他對神那看來不切實際、要賜他一個兒子的應許所作出的難以置信的回應。在</w:t>
       </w:r>
       <w:hyperlink r:id="rId33">
         <w:r>
@@ -845,50 +715,14 @@
             <w:color w:val="0000EE"/>
             <w:u w:val="single"/>
           </w:rPr>
-          <w:t>雅2:15</w:t>
+          <w:t>創世記十八章12節</w:t>
         </w:r>
       </w:hyperlink>
       <w:r>
         <w:rPr>
           <w:lang w:val="zh_TW" w:bidi="zh_TW"/>
         </w:rPr>
-        <w:t>–</w:t>
-      </w:r>
-      <w:hyperlink r:id="rId33">
-        <w:r>
-          <w:rPr>
-            <w:lang w:val="zh_TW" w:bidi="zh_TW"/>
-          </w:rPr>
-          <w:rPr>
-            <w:color w:val="0000EE"/>
-            <w:u w:val="single"/>
-          </w:rPr>
-          <w:t>16</w:t>
-        </w:r>
-      </w:hyperlink>
-      <w:r>
-        <w:rPr>
-          <w:lang w:val="zh_TW" w:bidi="zh_TW"/>
-        </w:rPr>
-        <w:t>）</w:t>
-      </w:r>
-    </w:p>
-    <w:p>
-      <w:pPr>
-        <w:pStyle w:val="ListBullet"/>
-        <w:spacing w:line="240" w:lineRule="auto"/>
-        <w:ind w:left="720"/>
-      </w:pPr>
-      <w:r>
-        <w:rPr>
-          <w:lang w:val="zh_TW" w:bidi="zh_TW"/>
-        </w:rPr>
-      </w:r>
-      <w:r>
-        <w:rPr>
-          <w:lang w:val="zh_TW" w:bidi="zh_TW"/>
-        </w:rPr>
-        <w:t>避免引起冒犯（</w:t>
+        <w:t>中，撒拉在偷聽的時候無法壓住她的笑——她九十多歲還會懷孕，實在太荒謬了。但到了最後，</w:t>
       </w:r>
       <w:hyperlink r:id="rId34">
         <w:r>
@@ -899,495 +733,14 @@
             <w:color w:val="0000EE"/>
             <w:u w:val="single"/>
           </w:rPr>
-          <w:t>羅14:13</w:t>
+          <w:t>創世記二十一章6節</w:t>
         </w:r>
       </w:hyperlink>
       <w:r>
         <w:rPr>
           <w:lang w:val="zh_TW" w:bidi="zh_TW"/>
         </w:rPr>
-        <w:t>）。</w:t>
-      </w:r>
-    </w:p>
-    <w:p>
-      <w:pPr>
-        <w:pStyle w:val="ListBullet"/>
-        <w:spacing w:line="240" w:lineRule="auto"/>
-        <w:ind w:left="720"/>
-      </w:pPr>
-      <w:r>
-        <w:rPr>
-          <w:lang w:val="zh_TW" w:bidi="zh_TW"/>
-        </w:rPr>
-      </w:r>
-      <w:r>
-        <w:rPr>
-          <w:lang w:val="zh_TW" w:bidi="zh_TW"/>
-        </w:rPr>
-        <w:t>基督徒不應該「訴諸法律」或控告他們的弟兄（</w:t>
-      </w:r>
-      <w:hyperlink r:id="rId35">
-        <w:r>
-          <w:rPr>
-            <w:lang w:val="zh_TW" w:bidi="zh_TW"/>
-          </w:rPr>
-          <w:rPr>
-            <w:color w:val="0000EE"/>
-            <w:u w:val="single"/>
-          </w:rPr>
-          <w:t>林前6:5</w:t>
-        </w:r>
-      </w:hyperlink>
-      <w:r>
-        <w:rPr>
-          <w:lang w:val="zh_TW" w:bidi="zh_TW"/>
-        </w:rPr>
-        <w:t>–</w:t>
-      </w:r>
-      <w:hyperlink r:id="rId35">
-        <w:r>
-          <w:rPr>
-            <w:lang w:val="zh_TW" w:bidi="zh_TW"/>
-          </w:rPr>
-          <w:rPr>
-            <w:color w:val="0000EE"/>
-            <w:u w:val="single"/>
-          </w:rPr>
-          <w:t>6</w:t>
-        </w:r>
-      </w:hyperlink>
-      <w:r>
-        <w:rPr>
-          <w:lang w:val="zh_TW" w:bidi="zh_TW"/>
-        </w:rPr>
-        <w:t>）</w:t>
-      </w:r>
-    </w:p>
-    <w:p>
-      <w:pPr>
-        <w:pStyle w:val="ListBullet"/>
-        <w:spacing w:line="240" w:lineRule="auto"/>
-        <w:ind w:left="720"/>
-      </w:pPr>
-      <w:r>
-        <w:rPr>
-          <w:lang w:val="zh_TW" w:bidi="zh_TW"/>
-        </w:rPr>
-      </w:r>
-      <w:r>
-        <w:rPr>
-          <w:lang w:val="zh_TW" w:bidi="zh_TW"/>
-        </w:rPr>
-        <w:t>必須在教會內或個人之間解決問題（</w:t>
-      </w:r>
-      <w:hyperlink r:id="rId36">
-        <w:r>
-          <w:rPr>
-            <w:lang w:val="zh_TW" w:bidi="zh_TW"/>
-          </w:rPr>
-          <w:rPr>
-            <w:color w:val="0000EE"/>
-            <w:u w:val="single"/>
-          </w:rPr>
-          <w:t>太18:15</w:t>
-        </w:r>
-      </w:hyperlink>
-      <w:r>
-        <w:rPr>
-          <w:lang w:val="zh_TW" w:bidi="zh_TW"/>
-        </w:rPr>
-        <w:t>–</w:t>
-      </w:r>
-      <w:hyperlink r:id="rId36">
-        <w:r>
-          <w:rPr>
-            <w:lang w:val="zh_TW" w:bidi="zh_TW"/>
-          </w:rPr>
-          <w:rPr>
-            <w:color w:val="0000EE"/>
-            <w:u w:val="single"/>
-          </w:rPr>
-          <w:t>17</w:t>
-        </w:r>
-      </w:hyperlink>
-      <w:r>
-        <w:rPr>
-          <w:lang w:val="zh_TW" w:bidi="zh_TW"/>
-        </w:rPr>
-        <w:t>）</w:t>
-      </w:r>
-    </w:p>
-    <w:p>
-      <w:pPr/>
-      <w:r>
-        <w:rPr>
-          <w:lang w:val="zh_TW" w:bidi="zh_TW"/>
-        </w:rPr>
-      </w:r>
-      <w:r>
-        <w:rPr>
-          <w:lang w:val="zh_TW" w:bidi="zh_TW"/>
-        </w:rPr>
-        <w:t>基督徒與弟兄的關係很重要，因為如果他與弟兄不和，就無法敬拜神（</w:t>
-      </w:r>
-      <w:hyperlink r:id="rId37">
-        <w:r>
-          <w:rPr>
-            <w:lang w:val="zh_TW" w:bidi="zh_TW"/>
-          </w:rPr>
-          <w:rPr>
-            <w:color w:val="0000EE"/>
-            <w:u w:val="single"/>
-          </w:rPr>
-          <w:t>太5:23</w:t>
-        </w:r>
-      </w:hyperlink>
-      <w:r>
-        <w:rPr>
-          <w:lang w:val="zh_TW" w:bidi="zh_TW"/>
-        </w:rPr>
-        <w:t>–</w:t>
-      </w:r>
-      <w:hyperlink r:id="rId37">
-        <w:r>
-          <w:rPr>
-            <w:lang w:val="zh_TW" w:bidi="zh_TW"/>
-          </w:rPr>
-          <w:rPr>
-            <w:color w:val="0000EE"/>
-            <w:u w:val="single"/>
-          </w:rPr>
-          <w:t>24</w:t>
-        </w:r>
-      </w:hyperlink>
-      <w:r>
-        <w:rPr>
-          <w:lang w:val="zh_TW" w:bidi="zh_TW"/>
-        </w:rPr>
-        <w:t>）。</w:t>
-      </w:r>
-    </w:p>
-    <w:p>
-      <w:pPr/>
-      <w:r>
-        <w:rPr>
-          <w:lang w:val="zh_TW" w:bidi="zh_TW"/>
-        </w:rPr>
-      </w:r>
-      <w:r>
-        <w:rPr>
-          <w:i/>
-          <w:lang w:val="zh_TW" w:bidi="zh_TW"/>
-        </w:rPr>
-        <w:t>另見</w:t>
-      </w:r>
-      <w:r>
-        <w:rPr>
-          <w:lang w:val="zh_TW" w:bidi="zh_TW"/>
-        </w:rPr>
-        <w:t xml:space="preserve"> </w:t>
-      </w:r>
-      <w:r>
-        <w:rPr>
-          <w:lang w:val="zh_TW" w:bidi="zh_TW"/>
-        </w:rPr>
-        <w:t>家庭生活和關係</w:t>
-      </w:r>
-      <w:r>
-        <w:rPr>
-          <w:lang w:val="zh_TW" w:bidi="zh_TW"/>
-        </w:rPr>
-        <w:t>；</w:t>
-      </w:r>
-      <w:r>
-        <w:rPr>
-          <w:lang w:val="zh_TW" w:bidi="zh_TW"/>
-        </w:rPr>
-        <w:t>兄弟（和姐妹）</w:t>
-      </w:r>
-      <w:r>
-        <w:rPr>
-          <w:lang w:val="zh_TW" w:bidi="zh_TW"/>
-        </w:rPr>
-      </w:r>
-      <w:r>
-        <w:rPr>
-          <w:lang w:val="zh_TW" w:bidi="zh_TW"/>
-        </w:rPr>
-      </w:r>
-    </w:p>
-    <w:p>
-      <w:pPr/>
-      <w:r>
-        <w:rPr>
-          <w:lang w:val="zh_TW" w:bidi="zh_TW"/>
-        </w:rPr>
-      </w:r>
-    </w:p>
-    <w:p>
-      <w:pPr>
-        <w:pStyle w:val="Heading2"/>
-      </w:pPr>
-      <w:r>
-        <w:rPr>
-          <w:lang w:val="zh_TW" w:bidi="zh_TW"/>
-        </w:rPr>
-        <w:t>兄弟（和姐妹）</w:t>
-      </w:r>
-      <w:r>
-        <w:rPr>
-          <w:lang w:val="zh_TW" w:bidi="zh_TW"/>
-        </w:rPr>
-      </w:r>
-    </w:p>
-    <w:p>
-      <w:pPr/>
-      <w:r>
-        <w:rPr>
-          <w:lang w:val="zh_TW" w:bidi="zh_TW"/>
-        </w:rPr>
-      </w:r>
-      <w:r>
-        <w:rPr>
-          <w:lang w:val="zh_TW" w:bidi="zh_TW"/>
-        </w:rPr>
-        <w:t>對神家中的成員的稱呼。有充分的證據表明，耶穌時代的猶太人經常自稱為弟兄（</w:t>
-      </w:r>
-      <w:hyperlink r:id="rId38">
-        <w:r>
-          <w:rPr>
-            <w:lang w:val="zh_TW" w:bidi="zh_TW"/>
-          </w:rPr>
-          <w:rPr>
-            <w:color w:val="0000EE"/>
-            <w:u w:val="single"/>
-          </w:rPr>
-          <w:t>徒2:29、37，</w:t>
-        </w:r>
-      </w:hyperlink>
-      <w:hyperlink r:id="rId39">
-        <w:r>
-          <w:rPr>
-            <w:lang w:val="zh_TW" w:bidi="zh_TW"/>
-          </w:rPr>
-          <w:rPr>
-            <w:color w:val="0000EE"/>
-            <w:u w:val="single"/>
-          </w:rPr>
-          <w:t>7:2，</w:t>
-        </w:r>
-      </w:hyperlink>
-      <w:hyperlink r:id="rId40">
-        <w:r>
-          <w:rPr>
-            <w:lang w:val="zh_TW" w:bidi="zh_TW"/>
-          </w:rPr>
-          <w:rPr>
-            <w:color w:val="0000EE"/>
-            <w:u w:val="single"/>
-          </w:rPr>
-          <w:t>22:5，</w:t>
-        </w:r>
-      </w:hyperlink>
-      <w:hyperlink r:id="rId41">
-        <w:r>
-          <w:rPr>
-            <w:lang w:val="zh_TW" w:bidi="zh_TW"/>
-          </w:rPr>
-          <w:rPr>
-            <w:color w:val="0000EE"/>
-            <w:u w:val="single"/>
-          </w:rPr>
-          <w:t>28:21</w:t>
-        </w:r>
-      </w:hyperlink>
-      <w:r>
-        <w:rPr>
-          <w:lang w:val="zh_TW" w:bidi="zh_TW"/>
-        </w:rPr>
-        <w:t>；</w:t>
-      </w:r>
-      <w:hyperlink r:id="rId42">
-        <w:r>
-          <w:rPr>
-            <w:lang w:val="zh_TW" w:bidi="zh_TW"/>
-          </w:rPr>
-          <w:rPr>
-            <w:color w:val="0000EE"/>
-            <w:u w:val="single"/>
-          </w:rPr>
-          <w:t>羅9:3</w:t>
-        </w:r>
-      </w:hyperlink>
-      <w:r>
-        <w:rPr>
-          <w:lang w:val="zh_TW" w:bidi="zh_TW"/>
-        </w:rPr>
-        <w:t>）。因此，對猶太基督徒來說，從一開始就自然地互稱為「弟兄」（即「弟兄姐妹」——這個詞包括男性和女性；</w:t>
-      </w:r>
-      <w:hyperlink r:id="rId43">
-        <w:r>
-          <w:rPr>
-            <w:lang w:val="zh_TW" w:bidi="zh_TW"/>
-          </w:rPr>
-          <w:rPr>
-            <w:color w:val="0000EE"/>
-            <w:u w:val="single"/>
-          </w:rPr>
-          <w:t>徒1:15–16，</w:t>
-        </w:r>
-      </w:hyperlink>
-      <w:hyperlink r:id="rId44">
-        <w:r>
-          <w:rPr>
-            <w:lang w:val="zh_TW" w:bidi="zh_TW"/>
-          </w:rPr>
-          <w:rPr>
-            <w:color w:val="0000EE"/>
-            <w:u w:val="single"/>
-          </w:rPr>
-          <w:t>9:30，</w:t>
-        </w:r>
-      </w:hyperlink>
-      <w:hyperlink r:id="rId45">
-        <w:r>
-          <w:rPr>
-            <w:lang w:val="zh_TW" w:bidi="zh_TW"/>
-          </w:rPr>
-          <w:rPr>
-            <w:color w:val="0000EE"/>
-            <w:u w:val="single"/>
-          </w:rPr>
-          <w:t>11:1</w:t>
-        </w:r>
-      </w:hyperlink>
-      <w:r>
-        <w:rPr>
-          <w:lang w:val="zh_TW" w:bidi="zh_TW"/>
-        </w:rPr>
-        <w:t>）。外邦的宗教群體成員也互稱兄弟，因此這一稱呼同樣在外邦教會中被接受（</w:t>
-      </w:r>
-      <w:hyperlink r:id="rId46">
-        <w:r>
-          <w:rPr>
-            <w:lang w:val="zh_TW" w:bidi="zh_TW"/>
-          </w:rPr>
-          <w:rPr>
-            <w:color w:val="0000EE"/>
-            <w:u w:val="single"/>
-          </w:rPr>
-          <w:t>徒17:14</w:t>
-        </w:r>
-      </w:hyperlink>
-      <w:r>
-        <w:rPr>
-          <w:lang w:val="zh_TW" w:bidi="zh_TW"/>
-        </w:rPr>
-        <w:t>；</w:t>
-      </w:r>
-      <w:hyperlink r:id="rId47">
-        <w:r>
-          <w:rPr>
-            <w:lang w:val="zh_TW" w:bidi="zh_TW"/>
-          </w:rPr>
-          <w:rPr>
-            <w:color w:val="0000EE"/>
-            <w:u w:val="single"/>
-          </w:rPr>
-          <w:t>羅1:13</w:t>
-        </w:r>
-      </w:hyperlink>
-      <w:r>
-        <w:rPr>
-          <w:lang w:val="zh_TW" w:bidi="zh_TW"/>
-        </w:rPr>
-        <w:t>；</w:t>
-      </w:r>
-      <w:hyperlink r:id="rId48">
-        <w:r>
-          <w:rPr>
-            <w:lang w:val="zh_TW" w:bidi="zh_TW"/>
-          </w:rPr>
-          <w:rPr>
-            <w:color w:val="0000EE"/>
-            <w:u w:val="single"/>
-          </w:rPr>
-          <w:t>林前1:1、10</w:t>
-        </w:r>
-      </w:hyperlink>
-      <w:r>
-        <w:rPr>
-          <w:lang w:val="zh_TW" w:bidi="zh_TW"/>
-        </w:rPr>
-        <w:t>；以及保羅寫給外邦人教會的書信中其它多處）。事實上，與「門徒」（在使徒行傳中）和「聖徒」（在保羅書信及啟示錄中總是以複數形式出現）一樣，「弟兄」是基督徒最常用的稱號之一，並且是雅各書和約翰一書中主要使用的稱號。</w:t>
-      </w:r>
-    </w:p>
-    <w:p>
-      <w:pPr/>
-      <w:r>
-        <w:rPr>
-          <w:lang w:val="zh_TW" w:bidi="zh_TW"/>
-        </w:rPr>
-      </w:r>
-      <w:r>
-        <w:rPr>
-          <w:lang w:val="zh_TW" w:bidi="zh_TW"/>
-        </w:rPr>
-        <w:t>每個基督徒都被稱為「弟兄」，而基督徒群體整體則被稱為「弟兄們」。此稱號強調基督徒群體的親密性，即信徒之間的關係如同血親般親近（甚至更親密——</w:t>
-      </w:r>
-      <w:hyperlink r:id="rId49">
-        <w:r>
-          <w:rPr>
-            <w:lang w:val="zh_TW" w:bidi="zh_TW"/>
-          </w:rPr>
-          <w:rPr>
-            <w:color w:val="0000EE"/>
-            <w:u w:val="single"/>
-          </w:rPr>
-          <w:t>可10:23–31</w:t>
-        </w:r>
-      </w:hyperlink>
-      <w:r>
-        <w:rPr>
-          <w:lang w:val="zh_TW" w:bidi="zh_TW"/>
-        </w:rPr>
-        <w:t>）。在約翰一書和雅各書中，這一稱呼突顯出貧窮基督徒對富裕基督徒的要求（</w:t>
-      </w:r>
-      <w:hyperlink r:id="rId50">
-        <w:r>
-          <w:rPr>
-            <w:lang w:val="zh_TW" w:bidi="zh_TW"/>
-          </w:rPr>
-          <w:rPr>
-            <w:color w:val="0000EE"/>
-            <w:u w:val="single"/>
-          </w:rPr>
-          <w:t>雅2:15</w:t>
-        </w:r>
-      </w:hyperlink>
-      <w:r>
-        <w:rPr>
-          <w:lang w:val="zh_TW" w:bidi="zh_TW"/>
-        </w:rPr>
-        <w:t>；</w:t>
-      </w:r>
-      <w:hyperlink r:id="rId51">
-        <w:r>
-          <w:rPr>
-            <w:lang w:val="zh_TW" w:bidi="zh_TW"/>
-          </w:rPr>
-          <w:rPr>
-            <w:color w:val="0000EE"/>
-            <w:u w:val="single"/>
-          </w:rPr>
-          <w:t>約壹3:10–18</w:t>
-        </w:r>
-      </w:hyperlink>
-      <w:r>
-        <w:rPr>
-          <w:lang w:val="zh_TW" w:bidi="zh_TW"/>
-        </w:rPr>
-        <w:t>）。它也表明基督徒群體成員之間的平等關係。</w:t>
+        <w:t>記載，當不可能變成真實，撒拉的笑就成了神所賜喜樂的記號。</w:t>
       </w:r>
       <w:r>
         <w:rPr>

--- a/zht/docx/187.content.docx
+++ b/zht/docx/187.content.docx
@@ -149,7 +149,7 @@
         <w:rPr>
           <w:lang w:val="zh_TW" w:bidi="zh_TW"/>
         </w:rPr>
-        <w:t>xiao</w:t>
+        <w:t>xia</w:t>
       </w:r>
       <w:r>
         <w:rPr>
@@ -212,7 +212,7 @@
         <w:rPr>
           <w:lang w:val="zh_TW" w:bidi="zh_TW"/>
         </w:rPr>
-        <w:t>小錢</w:t>
+        <w:t>瞎眼</w:t>
       </w:r>
       <w:r>
         <w:rPr>
@@ -231,72 +231,18 @@
         <w:rPr>
           <w:lang w:val="zh_TW" w:bidi="zh_TW"/>
         </w:rPr>
-        <w:t>一種小型青銅幣或銅幣，其價值不到一分錢。</w:t>
-      </w:r>
-      <w:hyperlink r:id="rId13">
-        <w:r>
-          <w:rPr>
-            <w:lang w:val="zh_TW" w:bidi="zh_TW"/>
-          </w:rPr>
-          <w:rPr>
-            <w:color w:val="0000EE"/>
-            <w:u w:val="single"/>
-          </w:rPr>
-          <w:t>馬可福音十二章42節</w:t>
-        </w:r>
-      </w:hyperlink>
-      <w:r>
-        <w:rPr>
-          <w:lang w:val="zh_TW" w:bidi="zh_TW"/>
-        </w:rPr>
-        <w:t>中使用了這個詞。</w:t>
-      </w:r>
-      <w:r>
-        <w:rPr>
-          <w:i/>
-          <w:lang w:val="zh_TW" w:bidi="zh_TW"/>
-        </w:rPr>
-        <w:t>參</w:t>
-      </w:r>
-      <w:r>
-        <w:rPr>
-          <w:lang w:val="zh_TW" w:bidi="zh_TW"/>
-        </w:rPr>
-        <w:t xml:space="preserve">： </w:t>
-      </w:r>
-      <w:r>
-        <w:rPr>
-          <w:lang w:val="zh_TW" w:bidi="zh_TW"/>
-        </w:rPr>
-        <w:t>硬幣</w:t>
-      </w:r>
-      <w:r>
-        <w:rPr>
-          <w:lang w:val="zh_TW" w:bidi="zh_TW"/>
-        </w:rPr>
-        <w:t>；</w:t>
-      </w:r>
-      <w:r>
-        <w:rPr>
-          <w:lang w:val="zh_TW" w:bidi="zh_TW"/>
-        </w:rPr>
-        <w:t>金錢</w:t>
-      </w:r>
-      <w:r>
-        <w:rPr>
-          <w:lang w:val="zh_TW" w:bidi="zh_TW"/>
-        </w:rPr>
-        <w:t>。</w:t>
-      </w:r>
-      <w:r>
-        <w:rPr>
-          <w:lang w:val="zh_TW" w:bidi="zh_TW"/>
-        </w:rPr>
-      </w:r>
-      <w:r>
-        <w:rPr>
-          <w:lang w:val="zh_TW" w:bidi="zh_TW"/>
-        </w:rPr>
+        <w:t>無法看見的態狀。瞎眼在古代近東地區十分普遍，至今仍在許多貧困和部落社區中常見，特別是在缺乏現代醫療資源的地方。</w:t>
+      </w:r>
+    </w:p>
+    <w:p>
+      <w:pPr>
+        <w:pStyle w:val="Heading3"/>
+      </w:pPr>
+      <w:r>
+        <w:rPr>
+          <w:lang w:val="zh_TW" w:bidi="zh_TW"/>
+        </w:rPr>
+        <w:t>什麼原因導致失明？</w:t>
       </w:r>
     </w:p>
     <w:p>
@@ -306,21 +252,47 @@
           <w:lang w:val="zh_TW" w:bidi="zh_TW"/>
         </w:rPr>
       </w:r>
-    </w:p>
-    <w:p>
-      <w:pPr>
-        <w:pStyle w:val="Heading2"/>
-      </w:pPr>
-      <w:r>
-        <w:rPr>
-          <w:lang w:val="zh_TW" w:bidi="zh_TW"/>
-        </w:rPr>
-        <w:t>笑</w:t>
-      </w:r>
-      <w:r>
-        <w:rPr>
-          <w:lang w:val="zh_TW" w:bidi="zh_TW"/>
-        </w:rPr>
+      <w:r>
+        <w:rPr>
+          <w:lang w:val="zh_TW" w:bidi="zh_TW"/>
+        </w:rPr>
+        <w:t>聖經沒有討論瞎眼的醫學原因，但可能與個人衛生欠佳和不衛生（不清潔或骯髒）的生活環境有關。新生嬰兒最容易受影響。大多數天生瞎眼（</w:t>
+      </w:r>
+      <w:hyperlink r:id="rId13">
+        <w:r>
+          <w:rPr>
+            <w:lang w:val="zh_TW" w:bidi="zh_TW"/>
+          </w:rPr>
+          <w:rPr>
+            <w:color w:val="0000EE"/>
+            <w:u w:val="single"/>
+          </w:rPr>
+          <w:t>約9:1</w:t>
+        </w:r>
+      </w:hyperlink>
+      <w:r>
+        <w:rPr>
+          <w:lang w:val="zh_TW" w:bidi="zh_TW"/>
+        </w:rPr>
+        <w:t>–</w:t>
+      </w:r>
+      <w:hyperlink r:id="rId13">
+        <w:r>
+          <w:rPr>
+            <w:lang w:val="zh_TW" w:bidi="zh_TW"/>
+          </w:rPr>
+          <w:rPr>
+            <w:color w:val="0000EE"/>
+            <w:u w:val="single"/>
+          </w:rPr>
+          <w:t>3</w:t>
+        </w:r>
+      </w:hyperlink>
+      <w:r>
+        <w:rPr>
+          <w:lang w:val="zh_TW" w:bidi="zh_TW"/>
+        </w:rPr>
+        <w:t>）可能是母親將細菌（如淋病菌）傳給嬰兒眼睛所致。感染後，眼睛會在三天內出現炎症、膿液和腫脹。當時的基本醫療無法防止眼睛的受害。</w:t>
       </w:r>
     </w:p>
     <w:p>
@@ -334,169 +306,7 @@
         <w:rPr>
           <w:lang w:val="zh_TW" w:bidi="zh_TW"/>
         </w:rPr>
-        <w:t>各種情緒的表達。笑能表達極其喜樂的快樂，當環境轉好時也是如此，例如猶大人從被擄歸回的時候（</w:t>
-      </w:r>
-      <w:hyperlink r:id="rId14">
-        <w:r>
-          <w:rPr>
-            <w:lang w:val="zh_TW" w:bidi="zh_TW"/>
-          </w:rPr>
-          <w:rPr>
-            <w:color w:val="0000EE"/>
-            <w:u w:val="single"/>
-          </w:rPr>
-          <w:t>詩126:2</w:t>
-        </w:r>
-      </w:hyperlink>
-      <w:r>
-        <w:rPr>
-          <w:lang w:val="zh_TW" w:bidi="zh_TW"/>
-        </w:rPr>
-        <w:t>）。約伯的一位安慰者也真誠卻又輕易地將這樣的喜樂送給約伯（</w:t>
-      </w:r>
-      <w:hyperlink r:id="rId15">
-        <w:r>
-          <w:rPr>
-            <w:lang w:val="zh_TW" w:bidi="zh_TW"/>
-          </w:rPr>
-          <w:rPr>
-            <w:color w:val="0000EE"/>
-            <w:u w:val="single"/>
-          </w:rPr>
-          <w:t>伯8:21</w:t>
-        </w:r>
-      </w:hyperlink>
-      <w:r>
-        <w:rPr>
-          <w:lang w:val="zh_TW" w:bidi="zh_TW"/>
-        </w:rPr>
-        <w:t>）。為了鼓勵其他人，笑也可以是帶著善意與友善的（</w:t>
-      </w:r>
-      <w:hyperlink r:id="rId16">
-        <w:r>
-          <w:rPr>
-            <w:lang w:val="zh_TW" w:bidi="zh_TW"/>
-          </w:rPr>
-          <w:rPr>
-            <w:color w:val="0000EE"/>
-            <w:u w:val="single"/>
-          </w:rPr>
-          <w:t>29:24</w:t>
-        </w:r>
-      </w:hyperlink>
-      <w:r>
-        <w:rPr>
-          <w:lang w:val="zh_TW" w:bidi="zh_TW"/>
-        </w:rPr>
-        <w:t>）。雖然「哭有時，笑有時」（</w:t>
-      </w:r>
-      <w:hyperlink r:id="rId17">
-        <w:r>
-          <w:rPr>
-            <w:lang w:val="zh_TW" w:bidi="zh_TW"/>
-          </w:rPr>
-          <w:rPr>
-            <w:color w:val="0000EE"/>
-            <w:u w:val="single"/>
-          </w:rPr>
-          <w:t>傳3:4</w:t>
-        </w:r>
-      </w:hyperlink>
-      <w:r>
-        <w:rPr>
-          <w:lang w:val="zh_TW" w:bidi="zh_TW"/>
-        </w:rPr>
-        <w:t>），但傳道者心裡存著疑問：人生不是一件可笑的事，憂愁反而能成為更好的教師（</w:t>
-      </w:r>
-      <w:hyperlink r:id="rId18">
-        <w:r>
-          <w:rPr>
-            <w:lang w:val="zh_TW" w:bidi="zh_TW"/>
-          </w:rPr>
-          <w:rPr>
-            <w:color w:val="0000EE"/>
-            <w:u w:val="single"/>
-          </w:rPr>
-          <w:t>2:2</w:t>
-        </w:r>
-      </w:hyperlink>
-      <w:r>
-        <w:rPr>
-          <w:lang w:val="zh_TW" w:bidi="zh_TW"/>
-        </w:rPr>
-        <w:t>，</w:t>
-      </w:r>
-      <w:hyperlink r:id="rId19">
-        <w:r>
-          <w:rPr>
-            <w:lang w:val="zh_TW" w:bidi="zh_TW"/>
-          </w:rPr>
-          <w:rPr>
-            <w:color w:val="0000EE"/>
-            <w:u w:val="single"/>
-          </w:rPr>
-          <w:t>7:3</w:t>
-        </w:r>
-      </w:hyperlink>
-      <w:r>
-        <w:rPr>
-          <w:lang w:val="zh_TW" w:bidi="zh_TW"/>
-        </w:rPr>
-        <w:t>）。然而，人能夠不把某些事太當真，也是好的。那位預備周全的賢德婦人「想到日後的景況就喜笑」（</w:t>
-      </w:r>
-      <w:hyperlink r:id="rId20">
-        <w:r>
-          <w:rPr>
-            <w:lang w:val="zh_TW" w:bidi="zh_TW"/>
-          </w:rPr>
-          <w:rPr>
-            <w:color w:val="0000EE"/>
-            <w:u w:val="single"/>
-          </w:rPr>
-          <w:t>箴31:25</w:t>
-        </w:r>
-      </w:hyperlink>
-      <w:r>
-        <w:rPr>
-          <w:lang w:val="zh_TW" w:bidi="zh_TW"/>
-        </w:rPr>
-        <w:t>）。約伯也得著了不必擔心爭戰和饑荒的應許（</w:t>
-      </w:r>
-      <w:hyperlink r:id="rId21">
-        <w:r>
-          <w:rPr>
-            <w:lang w:val="zh_TW" w:bidi="zh_TW"/>
-          </w:rPr>
-          <w:rPr>
-            <w:color w:val="0000EE"/>
-            <w:u w:val="single"/>
-          </w:rPr>
-          <w:t>伯5:22</w:t>
-        </w:r>
-      </w:hyperlink>
-      <w:r>
-        <w:rPr>
-          <w:lang w:val="zh_TW" w:bidi="zh_TW"/>
-        </w:rPr>
-        <w:t>；參</w:t>
-      </w:r>
-      <w:hyperlink r:id="rId22">
-        <w:r>
-          <w:rPr>
-            <w:lang w:val="zh_TW" w:bidi="zh_TW"/>
-          </w:rPr>
-          <w:rPr>
-            <w:color w:val="0000EE"/>
-            <w:u w:val="single"/>
-          </w:rPr>
-          <w:t>哈1:9</w:t>
-        </w:r>
-      </w:hyperlink>
-      <w:r>
-        <w:rPr>
-          <w:lang w:val="zh_TW" w:bidi="zh_TW"/>
-        </w:rPr>
-        <w:t>）。</w:t>
+        <w:t>現代醫學可以用眼藥水醫治嬰兒的眼疾，但對於貧困的人來說，並不總是可以獲得這些藥物，今天在中東的某些地區甚至拒絕使用藥物。嬰兒和幼兒還面臨其它由害蟲傳播的眼疾的威脅。這些疾病會導致嚴重的結痂、眼瞼下垂、睫毛脫落，最終完全瞎眼。在世界的某些地方，有民間迷信仍然容許蒼蠅在嬰兒身上飛來飛去。</w:t>
       </w:r>
     </w:p>
     <w:p>
@@ -510,9 +320,99 @@
         <w:rPr>
           <w:lang w:val="zh_TW" w:bidi="zh_TW"/>
         </w:rPr>
-        <w:t>笑也帶著負面、嘲諷的意味。我們會嘲笑別人，也會笑他們受到羞辱。這個層面在舊約聖經裡特別突出。約伯和耶利米都抱怨自己成了笑柄（</w:t>
-      </w:r>
-      <w:hyperlink r:id="rId23">
+        <w:t>成年人瞎眼的原因可能包括：</w:t>
+      </w:r>
+    </w:p>
+    <w:p>
+      <w:pPr>
+        <w:pStyle w:val="ListBullet"/>
+        <w:spacing w:line="240" w:lineRule="auto"/>
+        <w:ind w:left="720"/>
+      </w:pPr>
+      <w:r>
+        <w:rPr>
+          <w:lang w:val="zh_TW" w:bidi="zh_TW"/>
+        </w:rPr>
+      </w:r>
+      <w:r>
+        <w:rPr>
+          <w:lang w:val="zh_TW" w:bidi="zh_TW"/>
+        </w:rPr>
+        <w:t>瘧疾</w:t>
+      </w:r>
+    </w:p>
+    <w:p>
+      <w:pPr>
+        <w:pStyle w:val="ListBullet"/>
+        <w:spacing w:line="240" w:lineRule="auto"/>
+        <w:ind w:left="720"/>
+      </w:pPr>
+      <w:r>
+        <w:rPr>
+          <w:lang w:val="zh_TW" w:bidi="zh_TW"/>
+        </w:rPr>
+      </w:r>
+      <w:r>
+        <w:rPr>
+          <w:lang w:val="zh_TW" w:bidi="zh_TW"/>
+        </w:rPr>
+        <w:t>長時間暴露在沙塵暴中</w:t>
+      </w:r>
+    </w:p>
+    <w:p>
+      <w:pPr>
+        <w:pStyle w:val="ListBullet"/>
+        <w:spacing w:line="240" w:lineRule="auto"/>
+        <w:ind w:left="720"/>
+      </w:pPr>
+      <w:r>
+        <w:rPr>
+          <w:lang w:val="zh_TW" w:bidi="zh_TW"/>
+        </w:rPr>
+      </w:r>
+      <w:r>
+        <w:rPr>
+          <w:lang w:val="zh_TW" w:bidi="zh_TW"/>
+        </w:rPr>
+        <w:t>曠野中的陽光刺眼</w:t>
+      </w:r>
+    </w:p>
+    <w:p>
+      <w:pPr>
+        <w:pStyle w:val="ListBullet"/>
+        <w:spacing w:line="240" w:lineRule="auto"/>
+        <w:ind w:left="720"/>
+      </w:pPr>
+      <w:r>
+        <w:rPr>
+          <w:lang w:val="zh_TW" w:bidi="zh_TW"/>
+        </w:rPr>
+      </w:r>
+      <w:r>
+        <w:rPr>
+          <w:lang w:val="zh_TW" w:bidi="zh_TW"/>
+        </w:rPr>
+        <w:t>意外受傷</w:t>
+      </w:r>
+    </w:p>
+    <w:p>
+      <w:pPr>
+        <w:pStyle w:val="ListBullet"/>
+        <w:spacing w:line="240" w:lineRule="auto"/>
+        <w:ind w:left="720"/>
+      </w:pPr>
+      <w:r>
+        <w:rPr>
+          <w:lang w:val="zh_TW" w:bidi="zh_TW"/>
+        </w:rPr>
+      </w:r>
+      <w:r>
+        <w:rPr>
+          <w:lang w:val="zh_TW" w:bidi="zh_TW"/>
+        </w:rPr>
+        <w:t>懲罰（如參孫，</w:t>
+      </w:r>
+      <w:hyperlink r:id="rId14">
         <w:r>
           <w:rPr>
             <w:lang w:val="zh_TW" w:bidi="zh_TW"/>
@@ -521,16 +421,34 @@
             <w:color w:val="0000EE"/>
             <w:u w:val="single"/>
           </w:rPr>
-          <w:t>伯12:4</w:t>
+          <w:t>士16:21</w:t>
         </w:r>
       </w:hyperlink>
       <w:r>
         <w:rPr>
           <w:lang w:val="zh_TW" w:bidi="zh_TW"/>
         </w:rPr>
-        <w:t>；</w:t>
-      </w:r>
-      <w:hyperlink r:id="rId24">
+        <w:t>）</w:t>
+      </w:r>
+    </w:p>
+    <w:p>
+      <w:pPr>
+        <w:pStyle w:val="ListBullet"/>
+        <w:spacing w:line="240" w:lineRule="auto"/>
+        <w:ind w:left="720"/>
+      </w:pPr>
+      <w:r>
+        <w:rPr>
+          <w:lang w:val="zh_TW" w:bidi="zh_TW"/>
+        </w:rPr>
+      </w:r>
+      <w:r>
+        <w:rPr>
+          <w:lang w:val="zh_TW" w:bidi="zh_TW"/>
+        </w:rPr>
+        <w:t>年老（</w:t>
+      </w:r>
+      <w:hyperlink r:id="rId15">
         <w:r>
           <w:rPr>
             <w:lang w:val="zh_TW" w:bidi="zh_TW"/>
@@ -539,16 +457,16 @@
             <w:color w:val="0000EE"/>
             <w:u w:val="single"/>
           </w:rPr>
-          <w:t>耶20:7</w:t>
+          <w:t>創27:1</w:t>
         </w:r>
       </w:hyperlink>
       <w:r>
         <w:rPr>
           <w:lang w:val="zh_TW" w:bidi="zh_TW"/>
         </w:rPr>
-        <w:t>）。以色列這個民族也抱怨，仇敵在他們的患難中譏笑他們（</w:t>
-      </w:r>
-      <w:hyperlink r:id="rId25">
+        <w:t>；</w:t>
+      </w:r>
+      <w:hyperlink r:id="rId16">
         <w:r>
           <w:rPr>
             <w:lang w:val="zh_TW" w:bidi="zh_TW"/>
@@ -557,16 +475,16 @@
             <w:color w:val="0000EE"/>
             <w:u w:val="single"/>
           </w:rPr>
-          <w:t>詩80:6</w:t>
+          <w:t>撒上4:15</w:t>
         </w:r>
       </w:hyperlink>
       <w:r>
         <w:rPr>
           <w:lang w:val="zh_TW" w:bidi="zh_TW"/>
         </w:rPr>
-        <w:t>；參</w:t>
-      </w:r>
-      <w:hyperlink r:id="rId26">
+        <w:t>；</w:t>
+      </w:r>
+      <w:hyperlink r:id="rId17">
         <w:r>
           <w:rPr>
             <w:lang w:val="zh_TW" w:bidi="zh_TW"/>
@@ -575,104 +493,25 @@
             <w:color w:val="0000EE"/>
             <w:u w:val="single"/>
           </w:rPr>
-          <w:t>代下30:10</w:t>
+          <w:t>王上14:4</w:t>
         </w:r>
       </w:hyperlink>
       <w:r>
         <w:rPr>
           <w:lang w:val="zh_TW" w:bidi="zh_TW"/>
         </w:rPr>
-        <w:t>）。有時這樣的笑確實有其理由。在</w:t>
-      </w:r>
-      <w:hyperlink r:id="rId27">
-        <w:r>
-          <w:rPr>
-            <w:lang w:val="zh_TW" w:bidi="zh_TW"/>
-          </w:rPr>
-          <w:rPr>
-            <w:color w:val="0000EE"/>
-            <w:u w:val="single"/>
-          </w:rPr>
-          <w:t>詩篇五十二篇6節</w:t>
-        </w:r>
-      </w:hyperlink>
-      <w:r>
-        <w:rPr>
-          <w:lang w:val="zh_TW" w:bidi="zh_TW"/>
-        </w:rPr>
-        <w:t>中，義人得著應許：他們終究會笑到最後，而被嘲笑的是那惡人、不信的人——他以為自己可以將神排除在生命之外。在</w:t>
-      </w:r>
-      <w:hyperlink r:id="rId28">
-        <w:r>
-          <w:rPr>
-            <w:lang w:val="zh_TW" w:bidi="zh_TW"/>
-          </w:rPr>
-          <w:rPr>
-            <w:color w:val="0000EE"/>
-            <w:u w:val="single"/>
-          </w:rPr>
-          <w:t>箴言一章26節</w:t>
-        </w:r>
-      </w:hyperlink>
-      <w:r>
-        <w:rPr>
-          <w:lang w:val="zh_TW" w:bidi="zh_TW"/>
-        </w:rPr>
-        <w:t>，擬人化的智慧警告說：她要在那些拒絕聽從她勸告之人的災難中發笑；那會是他們罪有應得的結果。在這個意義上，詩篇有三處將笑描寫為神的反應。神嗤笑那些策劃敵擋他受膏君王的列邦（</w:t>
-      </w:r>
-      <w:hyperlink r:id="rId29">
-        <w:r>
-          <w:rPr>
-            <w:lang w:val="zh_TW" w:bidi="zh_TW"/>
-          </w:rPr>
-          <w:rPr>
-            <w:color w:val="0000EE"/>
-            <w:u w:val="single"/>
-          </w:rPr>
-          <w:t>詩2:4</w:t>
-        </w:r>
-      </w:hyperlink>
-      <w:r>
-        <w:rPr>
-          <w:lang w:val="zh_TW" w:bidi="zh_TW"/>
-        </w:rPr>
-        <w:t>）。他嗤笑惡人，因為他知道他們正走向災禍（</w:t>
-      </w:r>
-      <w:hyperlink r:id="rId30">
-        <w:r>
-          <w:rPr>
-            <w:lang w:val="zh_TW" w:bidi="zh_TW"/>
-          </w:rPr>
-          <w:rPr>
-            <w:color w:val="0000EE"/>
-            <w:u w:val="single"/>
-          </w:rPr>
-          <w:t>37:13</w:t>
-        </w:r>
-      </w:hyperlink>
-      <w:r>
-        <w:rPr>
-          <w:lang w:val="zh_TW" w:bidi="zh_TW"/>
-        </w:rPr>
-        <w:t>）。詩人也邀請神嗤笑他的仇敵（</w:t>
-      </w:r>
-      <w:hyperlink r:id="rId31">
-        <w:r>
-          <w:rPr>
-            <w:lang w:val="zh_TW" w:bidi="zh_TW"/>
-          </w:rPr>
-          <w:rPr>
-            <w:color w:val="0000EE"/>
-            <w:u w:val="single"/>
-          </w:rPr>
-          <w:t>59:8</w:t>
-        </w:r>
-      </w:hyperlink>
-      <w:r>
-        <w:rPr>
-          <w:lang w:val="zh_TW" w:bidi="zh_TW"/>
-        </w:rPr>
-        <w:t>）。這種屬神的笑是用來表達：真理終究必然得勝。</w:t>
+        <w:t>）</w:t>
+      </w:r>
+    </w:p>
+    <w:p>
+      <w:pPr>
+        <w:pStyle w:val="Heading3"/>
+      </w:pPr>
+      <w:r>
+        <w:rPr>
+          <w:lang w:val="zh_TW" w:bidi="zh_TW"/>
+        </w:rPr>
+        <w:t>舊約中的瞎眼</w:t>
       </w:r>
     </w:p>
     <w:p>
@@ -686,7 +525,492 @@
         <w:rPr>
           <w:lang w:val="zh_TW" w:bidi="zh_TW"/>
         </w:rPr>
-        <w:t>笑在亞伯拉罕的敘事裡佔有一個特別的位置。它被用在他兒子以撒的名字上；這名字的意思是「他笑」，或「願（神）（向他）微笑」。希伯來的故事喜歡將字詞的意思表達出來，所以人對以撒——這個承載神對族長應許的管道——出生的反應就用笑來描述。這在神學上很重要，因為它往往與信心形成對比。在</w:t>
+        <w:t>舊約聖經要求特別關心瞎子（</w:t>
+      </w:r>
+      <w:hyperlink r:id="rId18">
+        <w:r>
+          <w:rPr>
+            <w:lang w:val="zh_TW" w:bidi="zh_TW"/>
+          </w:rPr>
+          <w:rPr>
+            <w:color w:val="0000EE"/>
+            <w:u w:val="single"/>
+          </w:rPr>
+          <w:t>利19:14</w:t>
+        </w:r>
+      </w:hyperlink>
+      <w:r>
+        <w:rPr>
+          <w:lang w:val="zh_TW" w:bidi="zh_TW"/>
+        </w:rPr>
+        <w:t>）。誤導瞎子的人會受到懲罰（</w:t>
+      </w:r>
+      <w:hyperlink r:id="rId19">
+        <w:r>
+          <w:rPr>
+            <w:lang w:val="zh_TW" w:bidi="zh_TW"/>
+          </w:rPr>
+          <w:rPr>
+            <w:color w:val="0000EE"/>
+            <w:u w:val="single"/>
+          </w:rPr>
+          <w:t>申27:18</w:t>
+        </w:r>
+      </w:hyperlink>
+      <w:r>
+        <w:rPr>
+          <w:lang w:val="zh_TW" w:bidi="zh_TW"/>
+        </w:rPr>
+        <w:t>）。不允許瞎子擔任祭司（</w:t>
+      </w:r>
+      <w:hyperlink r:id="rId20">
+        <w:r>
+          <w:rPr>
+            <w:lang w:val="zh_TW" w:bidi="zh_TW"/>
+          </w:rPr>
+          <w:rPr>
+            <w:color w:val="0000EE"/>
+            <w:u w:val="single"/>
+          </w:rPr>
+          <w:t>利21:18</w:t>
+        </w:r>
+      </w:hyperlink>
+      <w:r>
+        <w:rPr>
+          <w:lang w:val="zh_TW" w:bidi="zh_TW"/>
+        </w:rPr>
+        <w:t>）。</w:t>
+      </w:r>
+    </w:p>
+    <w:p>
+      <w:pPr>
+        <w:pStyle w:val="Heading3"/>
+      </w:pPr>
+      <w:r>
+        <w:rPr>
+          <w:lang w:val="zh_TW" w:bidi="zh_TW"/>
+        </w:rPr>
+        <w:t>新約中的瞎眼</w:t>
+      </w:r>
+    </w:p>
+    <w:p>
+      <w:pPr/>
+      <w:r>
+        <w:rPr>
+          <w:lang w:val="zh_TW" w:bidi="zh_TW"/>
+        </w:rPr>
+      </w:r>
+      <w:r>
+        <w:rPr>
+          <w:lang w:val="zh_TW" w:bidi="zh_TW"/>
+        </w:rPr>
+        <w:t>耶穌的醫治事工應驗了預言，讓瞎子得看見（</w:t>
+      </w:r>
+      <w:hyperlink r:id="rId21">
+        <w:r>
+          <w:rPr>
+            <w:lang w:val="zh_TW" w:bidi="zh_TW"/>
+          </w:rPr>
+          <w:rPr>
+            <w:color w:val="0000EE"/>
+            <w:u w:val="single"/>
+          </w:rPr>
+          <w:t>路4:18</w:t>
+        </w:r>
+      </w:hyperlink>
+      <w:r>
+        <w:rPr>
+          <w:lang w:val="zh_TW" w:bidi="zh_TW"/>
+        </w:rPr>
+        <w:t>）。耶穌恢復視力的能力證明給施洗約翰看，祂就是彌賽亞（</w:t>
+      </w:r>
+      <w:hyperlink r:id="rId22">
+        <w:r>
+          <w:rPr>
+            <w:lang w:val="zh_TW" w:bidi="zh_TW"/>
+          </w:rPr>
+          <w:rPr>
+            <w:color w:val="0000EE"/>
+            <w:u w:val="single"/>
+          </w:rPr>
+          <w:t>太11:5</w:t>
+        </w:r>
+      </w:hyperlink>
+      <w:r>
+        <w:rPr>
+          <w:lang w:val="zh_TW" w:bidi="zh_TW"/>
+        </w:rPr>
+        <w:t>）。耶穌曾醫治：</w:t>
+      </w:r>
+    </w:p>
+    <w:p>
+      <w:pPr>
+        <w:pStyle w:val="ListBullet"/>
+        <w:spacing w:line="240" w:lineRule="auto"/>
+        <w:ind w:left="720"/>
+      </w:pPr>
+      <w:r>
+        <w:rPr>
+          <w:lang w:val="zh_TW" w:bidi="zh_TW"/>
+        </w:rPr>
+      </w:r>
+      <w:r>
+        <w:rPr>
+          <w:lang w:val="zh_TW" w:bidi="zh_TW"/>
+        </w:rPr>
+        <w:t>加利利的兩個瞎子（</w:t>
+      </w:r>
+      <w:hyperlink r:id="rId23">
+        <w:r>
+          <w:rPr>
+            <w:lang w:val="zh_TW" w:bidi="zh_TW"/>
+          </w:rPr>
+          <w:rPr>
+            <w:color w:val="0000EE"/>
+            <w:u w:val="single"/>
+          </w:rPr>
+          <w:t>太9:27</w:t>
+        </w:r>
+      </w:hyperlink>
+      <w:r>
+        <w:rPr>
+          <w:lang w:val="zh_TW" w:bidi="zh_TW"/>
+        </w:rPr>
+        <w:t>–</w:t>
+      </w:r>
+      <w:hyperlink r:id="rId23">
+        <w:r>
+          <w:rPr>
+            <w:lang w:val="zh_TW" w:bidi="zh_TW"/>
+          </w:rPr>
+          <w:rPr>
+            <w:color w:val="0000EE"/>
+            <w:u w:val="single"/>
+          </w:rPr>
+          <w:t>30</w:t>
+        </w:r>
+      </w:hyperlink>
+      <w:r>
+        <w:rPr>
+          <w:lang w:val="zh_TW" w:bidi="zh_TW"/>
+        </w:rPr>
+        <w:t>）</w:t>
+      </w:r>
+    </w:p>
+    <w:p>
+      <w:pPr>
+        <w:pStyle w:val="ListBullet"/>
+        <w:spacing w:line="240" w:lineRule="auto"/>
+        <w:ind w:left="720"/>
+      </w:pPr>
+      <w:r>
+        <w:rPr>
+          <w:lang w:val="zh_TW" w:bidi="zh_TW"/>
+        </w:rPr>
+      </w:r>
+      <w:r>
+        <w:rPr>
+          <w:lang w:val="zh_TW" w:bidi="zh_TW"/>
+        </w:rPr>
+        <w:t>伯賽大的一個瞎子（</w:t>
+      </w:r>
+      <w:hyperlink r:id="rId24">
+        <w:r>
+          <w:rPr>
+            <w:lang w:val="zh_TW" w:bidi="zh_TW"/>
+          </w:rPr>
+          <w:rPr>
+            <w:color w:val="0000EE"/>
+            <w:u w:val="single"/>
+          </w:rPr>
+          <w:t>可8:22</w:t>
+        </w:r>
+      </w:hyperlink>
+      <w:r>
+        <w:rPr>
+          <w:lang w:val="zh_TW" w:bidi="zh_TW"/>
+        </w:rPr>
+        <w:t>–</w:t>
+      </w:r>
+      <w:hyperlink r:id="rId24">
+        <w:r>
+          <w:rPr>
+            <w:lang w:val="zh_TW" w:bidi="zh_TW"/>
+          </w:rPr>
+          <w:rPr>
+            <w:color w:val="0000EE"/>
+            <w:u w:val="single"/>
+          </w:rPr>
+          <w:t>26</w:t>
+        </w:r>
+      </w:hyperlink>
+      <w:r>
+        <w:rPr>
+          <w:lang w:val="zh_TW" w:bidi="zh_TW"/>
+        </w:rPr>
+        <w:t>）</w:t>
+      </w:r>
+    </w:p>
+    <w:p>
+      <w:pPr>
+        <w:pStyle w:val="ListBullet"/>
+        <w:spacing w:line="240" w:lineRule="auto"/>
+        <w:ind w:left="720"/>
+      </w:pPr>
+      <w:r>
+        <w:rPr>
+          <w:lang w:val="zh_TW" w:bidi="zh_TW"/>
+        </w:rPr>
+      </w:r>
+      <w:r>
+        <w:rPr>
+          <w:lang w:val="zh_TW" w:bidi="zh_TW"/>
+        </w:rPr>
+        <w:t>耶路撒冷一個生來瞎眼的人（</w:t>
+      </w:r>
+      <w:hyperlink r:id="rId25">
+        <w:r>
+          <w:rPr>
+            <w:lang w:val="zh_TW" w:bidi="zh_TW"/>
+          </w:rPr>
+          <w:rPr>
+            <w:color w:val="0000EE"/>
+            <w:u w:val="single"/>
+          </w:rPr>
+          <w:t>約9章</w:t>
+        </w:r>
+      </w:hyperlink>
+      <w:r>
+        <w:rPr>
+          <w:lang w:val="zh_TW" w:bidi="zh_TW"/>
+        </w:rPr>
+        <w:t>）</w:t>
+      </w:r>
+    </w:p>
+    <w:p>
+      <w:pPr>
+        <w:pStyle w:val="ListBullet"/>
+        <w:spacing w:line="240" w:lineRule="auto"/>
+        <w:ind w:left="720"/>
+      </w:pPr>
+      <w:r>
+        <w:rPr>
+          <w:lang w:val="zh_TW" w:bidi="zh_TW"/>
+        </w:rPr>
+      </w:r>
+      <w:r>
+        <w:rPr>
+          <w:lang w:val="zh_TW" w:bidi="zh_TW"/>
+        </w:rPr>
+        <w:t>在耶利哥，名叫巴底買的乞丐及其朋友（</w:t>
+      </w:r>
+      <w:hyperlink r:id="rId26">
+        <w:r>
+          <w:rPr>
+            <w:lang w:val="zh_TW" w:bidi="zh_TW"/>
+          </w:rPr>
+          <w:rPr>
+            <w:color w:val="0000EE"/>
+            <w:u w:val="single"/>
+          </w:rPr>
+          <w:t>可10:46</w:t>
+        </w:r>
+      </w:hyperlink>
+      <w:r>
+        <w:rPr>
+          <w:lang w:val="zh_TW" w:bidi="zh_TW"/>
+        </w:rPr>
+        <w:t>–</w:t>
+      </w:r>
+      <w:hyperlink r:id="rId26">
+        <w:r>
+          <w:rPr>
+            <w:lang w:val="zh_TW" w:bidi="zh_TW"/>
+          </w:rPr>
+          <w:rPr>
+            <w:color w:val="0000EE"/>
+            <w:u w:val="single"/>
+          </w:rPr>
+          <w:t>52</w:t>
+        </w:r>
+      </w:hyperlink>
+      <w:r>
+        <w:rPr>
+          <w:lang w:val="zh_TW" w:bidi="zh_TW"/>
+        </w:rPr>
+        <w:t>；參</w:t>
+      </w:r>
+      <w:hyperlink r:id="rId27">
+        <w:r>
+          <w:rPr>
+            <w:lang w:val="zh_TW" w:bidi="zh_TW"/>
+          </w:rPr>
+          <w:rPr>
+            <w:color w:val="0000EE"/>
+            <w:u w:val="single"/>
+          </w:rPr>
+          <w:t>太20:30</w:t>
+        </w:r>
+      </w:hyperlink>
+      <w:r>
+        <w:rPr>
+          <w:lang w:val="zh_TW" w:bidi="zh_TW"/>
+        </w:rPr>
+        <w:t>–</w:t>
+      </w:r>
+      <w:hyperlink r:id="rId27">
+        <w:r>
+          <w:rPr>
+            <w:lang w:val="zh_TW" w:bidi="zh_TW"/>
+          </w:rPr>
+          <w:rPr>
+            <w:color w:val="0000EE"/>
+            <w:u w:val="single"/>
+          </w:rPr>
+          <w:t>34</w:t>
+        </w:r>
+      </w:hyperlink>
+      <w:r>
+        <w:rPr>
+          <w:lang w:val="zh_TW" w:bidi="zh_TW"/>
+        </w:rPr>
+        <w:t>；</w:t>
+      </w:r>
+      <w:hyperlink r:id="rId28">
+        <w:r>
+          <w:rPr>
+            <w:lang w:val="zh_TW" w:bidi="zh_TW"/>
+          </w:rPr>
+          <w:rPr>
+            <w:color w:val="0000EE"/>
+            <w:u w:val="single"/>
+          </w:rPr>
+          <w:t>路18:35</w:t>
+        </w:r>
+      </w:hyperlink>
+      <w:r>
+        <w:rPr>
+          <w:lang w:val="zh_TW" w:bidi="zh_TW"/>
+        </w:rPr>
+        <w:t>–</w:t>
+      </w:r>
+      <w:hyperlink r:id="rId28">
+        <w:r>
+          <w:rPr>
+            <w:lang w:val="zh_TW" w:bidi="zh_TW"/>
+          </w:rPr>
+          <w:rPr>
+            <w:color w:val="0000EE"/>
+            <w:u w:val="single"/>
+          </w:rPr>
+          <w:t>43</w:t>
+        </w:r>
+      </w:hyperlink>
+      <w:r>
+        <w:rPr>
+          <w:lang w:val="zh_TW" w:bidi="zh_TW"/>
+        </w:rPr>
+        <w:t>）</w:t>
+      </w:r>
+    </w:p>
+    <w:p>
+      <w:pPr/>
+      <w:r>
+        <w:rPr>
+          <w:lang w:val="zh_TW" w:bidi="zh_TW"/>
+        </w:rPr>
+      </w:r>
+      <w:r>
+        <w:rPr>
+          <w:lang w:val="zh_TW" w:bidi="zh_TW"/>
+        </w:rPr>
+        <w:t>有時，耶穌即時醫治瞎子（</w:t>
+      </w:r>
+      <w:hyperlink r:id="rId29">
+        <w:r>
+          <w:rPr>
+            <w:lang w:val="zh_TW" w:bidi="zh_TW"/>
+          </w:rPr>
+          <w:rPr>
+            <w:color w:val="0000EE"/>
+            <w:u w:val="single"/>
+          </w:rPr>
+          <w:t>可10:52</w:t>
+        </w:r>
+      </w:hyperlink>
+      <w:r>
+        <w:rPr>
+          <w:lang w:val="zh_TW" w:bidi="zh_TW"/>
+        </w:rPr>
+        <w:t>）。有時，祂藉由行動進行醫治，例如用泥和水（</w:t>
+      </w:r>
+      <w:hyperlink r:id="rId30">
+        <w:r>
+          <w:rPr>
+            <w:lang w:val="zh_TW" w:bidi="zh_TW"/>
+          </w:rPr>
+          <w:rPr>
+            <w:color w:val="0000EE"/>
+            <w:u w:val="single"/>
+          </w:rPr>
+          <w:t>約9:6</w:t>
+        </w:r>
+      </w:hyperlink>
+      <w:r>
+        <w:rPr>
+          <w:lang w:val="zh_TW" w:bidi="zh_TW"/>
+        </w:rPr>
+        <w:t>–</w:t>
+      </w:r>
+      <w:hyperlink r:id="rId30">
+        <w:r>
+          <w:rPr>
+            <w:lang w:val="zh_TW" w:bidi="zh_TW"/>
+          </w:rPr>
+          <w:rPr>
+            <w:color w:val="0000EE"/>
+            <w:u w:val="single"/>
+          </w:rPr>
+          <w:t>11</w:t>
+        </w:r>
+      </w:hyperlink>
+      <w:r>
+        <w:rPr>
+          <w:lang w:val="zh_TW" w:bidi="zh_TW"/>
+        </w:rPr>
+        <w:t>）或唾沫（</w:t>
+      </w:r>
+      <w:hyperlink r:id="rId31">
+        <w:r>
+          <w:rPr>
+            <w:lang w:val="zh_TW" w:bidi="zh_TW"/>
+          </w:rPr>
+          <w:rPr>
+            <w:color w:val="0000EE"/>
+            <w:u w:val="single"/>
+          </w:rPr>
+          <w:t>可8:23</w:t>
+        </w:r>
+      </w:hyperlink>
+      <w:r>
+        <w:rPr>
+          <w:lang w:val="zh_TW" w:bidi="zh_TW"/>
+        </w:rPr>
+        <w:t>）。</w:t>
+      </w:r>
+    </w:p>
+    <w:p>
+      <w:pPr/>
+      <w:r>
+        <w:rPr>
+          <w:lang w:val="zh_TW" w:bidi="zh_TW"/>
+        </w:rPr>
+      </w:r>
+      <w:r>
+        <w:rPr>
+          <w:lang w:val="zh_TW" w:bidi="zh_TW"/>
+        </w:rPr>
+        <w:t>使徒保羅在歸信時一度失明，並在亞拿尼亞面前得醫治（</w:t>
       </w:r>
       <w:hyperlink r:id="rId32">
         <w:r>
@@ -697,14 +1021,32 @@
             <w:color w:val="0000EE"/>
             <w:u w:val="single"/>
           </w:rPr>
-          <w:t>創世記十七章17節</w:t>
+          <w:t>徒9:1</w:t>
         </w:r>
       </w:hyperlink>
       <w:r>
         <w:rPr>
           <w:lang w:val="zh_TW" w:bidi="zh_TW"/>
         </w:rPr>
-        <w:t>中，由於撒拉已年老，亞伯拉罕的笑是他對神那看來不切實際、要賜他一個兒子的應許所作出的難以置信的回應。在</w:t>
+        <w:t>–</w:t>
+      </w:r>
+      <w:hyperlink r:id="rId32">
+        <w:r>
+          <w:rPr>
+            <w:lang w:val="zh_TW" w:bidi="zh_TW"/>
+          </w:rPr>
+          <w:rPr>
+            <w:color w:val="0000EE"/>
+            <w:u w:val="single"/>
+          </w:rPr>
+          <w:t>9、18</w:t>
+        </w:r>
+      </w:hyperlink>
+      <w:r>
+        <w:rPr>
+          <w:lang w:val="zh_TW" w:bidi="zh_TW"/>
+        </w:rPr>
+        <w:t>）。後來，保羅因為行法術的以呂馬在塞浦路斯反對他的事工，而使他暫時瞎眼（</w:t>
       </w:r>
       <w:hyperlink r:id="rId33">
         <w:r>
@@ -715,14 +1057,107 @@
             <w:color w:val="0000EE"/>
             <w:u w:val="single"/>
           </w:rPr>
-          <w:t>創世記十八章12節</w:t>
+          <w:t>徒13:11</w:t>
         </w:r>
       </w:hyperlink>
       <w:r>
         <w:rPr>
           <w:lang w:val="zh_TW" w:bidi="zh_TW"/>
         </w:rPr>
-        <w:t>中，撒拉在偷聽的時候無法壓住她的笑——她九十多歲還會懷孕，實在太荒謬了。但到了最後，</w:t>
+        <w:t>）。</w:t>
+      </w:r>
+    </w:p>
+    <w:p>
+      <w:pPr/>
+      <w:r>
+        <w:rPr>
+          <w:lang w:val="zh_TW" w:bidi="zh_TW"/>
+        </w:rPr>
+      </w:r>
+      <w:r>
+        <w:rPr>
+          <w:i/>
+          <w:lang w:val="zh_TW" w:bidi="zh_TW"/>
+        </w:rPr>
+        <w:t>另見</w:t>
+      </w:r>
+      <w:r>
+        <w:rPr>
+          <w:lang w:val="zh_TW" w:bidi="zh_TW"/>
+        </w:rPr>
+        <w:t xml:space="preserve"> </w:t>
+      </w:r>
+      <w:r>
+        <w:rPr>
+          <w:lang w:val="zh_TW" w:bidi="zh_TW"/>
+        </w:rPr>
+        <w:t>藥物與醫療實踐</w:t>
+      </w:r>
+      <w:r>
+        <w:rPr>
+          <w:lang w:val="zh_TW" w:bidi="zh_TW"/>
+        </w:rPr>
+        <w:t>；</w:t>
+      </w:r>
+      <w:r>
+        <w:rPr>
+          <w:lang w:val="zh_TW" w:bidi="zh_TW"/>
+        </w:rPr>
+        <w:t>災病</w:t>
+      </w:r>
+      <w:r>
+        <w:rPr>
+          <w:lang w:val="zh_TW" w:bidi="zh_TW"/>
+        </w:rPr>
+        <w:t>。</w:t>
+      </w:r>
+      <w:r>
+        <w:rPr>
+          <w:lang w:val="zh_TW" w:bidi="zh_TW"/>
+        </w:rPr>
+      </w:r>
+      <w:r>
+        <w:rPr>
+          <w:lang w:val="zh_TW" w:bidi="zh_TW"/>
+        </w:rPr>
+      </w:r>
+    </w:p>
+    <w:p>
+      <w:pPr/>
+      <w:r>
+        <w:rPr>
+          <w:lang w:val="zh_TW" w:bidi="zh_TW"/>
+        </w:rPr>
+      </w:r>
+    </w:p>
+    <w:p>
+      <w:pPr>
+        <w:pStyle w:val="Heading2"/>
+      </w:pPr>
+      <w:r>
+        <w:rPr>
+          <w:lang w:val="zh_TW" w:bidi="zh_TW"/>
+        </w:rPr>
+        <w:t>夏甲</w:t>
+      </w:r>
+      <w:r>
+        <w:rPr>
+          <w:lang w:val="zh_TW" w:bidi="zh_TW"/>
+        </w:rPr>
+      </w:r>
+    </w:p>
+    <w:p>
+      <w:pPr/>
+      <w:r>
+        <w:rPr>
+          <w:lang w:val="zh_TW" w:bidi="zh_TW"/>
+        </w:rPr>
+      </w:r>
+      <w:r>
+        <w:rPr>
+          <w:lang w:val="zh_TW" w:bidi="zh_TW"/>
+        </w:rPr>
+        <w:t>來自埃及的使女，她的主母是撒萊（後來稱為撒拉），撒萊是亞伯蘭（後來稱為亞伯拉罕）的妻子。由於撒萊執意如此，所以亞伯蘭將夏甲納為妾（地位較低的第二位妻子）。夏甲是亞伯蘭的第一個兒子以實瑪利的母親（</w:t>
       </w:r>
       <w:hyperlink r:id="rId34">
         <w:r>
@@ -733,14 +1168,828 @@
             <w:color w:val="0000EE"/>
             <w:u w:val="single"/>
           </w:rPr>
-          <w:t>創世記二十一章6節</w:t>
+          <w:t>創16:1–16</w:t>
         </w:r>
       </w:hyperlink>
       <w:r>
         <w:rPr>
           <w:lang w:val="zh_TW" w:bidi="zh_TW"/>
         </w:rPr>
-        <w:t>記載，當不可能變成真實，撒拉的笑就成了神所賜喜樂的記號。</w:t>
+        <w:t>，</w:t>
+      </w:r>
+      <w:hyperlink r:id="rId35">
+        <w:r>
+          <w:rPr>
+            <w:lang w:val="zh_TW" w:bidi="zh_TW"/>
+          </w:rPr>
+          <w:rPr>
+            <w:color w:val="0000EE"/>
+            <w:u w:val="single"/>
+          </w:rPr>
+          <w:t>21:9</w:t>
+        </w:r>
+      </w:hyperlink>
+      <w:hyperlink r:id="rId34">
+        <w:r>
+          <w:rPr>
+            <w:lang w:val="zh_TW" w:bidi="zh_TW"/>
+          </w:rPr>
+          <w:rPr>
+            <w:color w:val="0000EE"/>
+            <w:u w:val="single"/>
+          </w:rPr>
+          <w:t>–</w:t>
+        </w:r>
+      </w:hyperlink>
+      <w:hyperlink r:id="rId35">
+        <w:r>
+          <w:rPr>
+            <w:lang w:val="zh_TW" w:bidi="zh_TW"/>
+          </w:rPr>
+          <w:rPr>
+            <w:color w:val="0000EE"/>
+            <w:u w:val="single"/>
+          </w:rPr>
+          <w:t>21</w:t>
+        </w:r>
+      </w:hyperlink>
+      <w:r>
+        <w:rPr>
+          <w:lang w:val="zh_TW" w:bidi="zh_TW"/>
+        </w:rPr>
+        <w:t>）。</w:t>
+      </w:r>
+    </w:p>
+    <w:p>
+      <w:pPr>
+        <w:pStyle w:val="Heading3"/>
+      </w:pPr>
+      <w:r>
+        <w:rPr>
+          <w:lang w:val="zh_TW" w:bidi="zh_TW"/>
+        </w:rPr>
+        <w:t>夏甲的故事</w:t>
+      </w:r>
+    </w:p>
+    <w:p>
+      <w:pPr/>
+      <w:r>
+        <w:rPr>
+          <w:lang w:val="zh_TW" w:bidi="zh_TW"/>
+        </w:rPr>
+      </w:r>
+      <w:r>
+        <w:rPr>
+          <w:lang w:val="zh_TW" w:bidi="zh_TW"/>
+        </w:rPr>
+        <w:t>當神命令亞伯蘭離開美索不達米亞時，祂應許要使亞伯蘭的後裔成為大國，並賜給他的後裔一片新的土地（</w:t>
+      </w:r>
+      <w:hyperlink r:id="rId36">
+        <w:r>
+          <w:rPr>
+            <w:lang w:val="zh_TW" w:bidi="zh_TW"/>
+          </w:rPr>
+          <w:rPr>
+            <w:color w:val="0000EE"/>
+            <w:u w:val="single"/>
+          </w:rPr>
+          <w:t>創12:2、7</w:t>
+        </w:r>
+      </w:hyperlink>
+      <w:r>
+        <w:rPr>
+          <w:lang w:val="zh_TW" w:bidi="zh_TW"/>
+        </w:rPr>
+        <w:t>）。在迦南待了十年後，撒萊和亞伯蘭仍然沒有孩子。撒萊建議亞伯蘭娶夏甲為妾，並通過她得孩子。在美索不達米亞東北部的習俗中，如果妻子不能生育，她可以給丈夫一個使女來達成這個目的。妾所生的任何兒子，都被視為是妻子的孩子（參</w:t>
+      </w:r>
+      <w:hyperlink r:id="rId37">
+        <w:r>
+          <w:rPr>
+            <w:lang w:val="zh_TW" w:bidi="zh_TW"/>
+          </w:rPr>
+          <w:rPr>
+            <w:color w:val="0000EE"/>
+            <w:u w:val="single"/>
+          </w:rPr>
+          <w:t>30:1</w:t>
+        </w:r>
+      </w:hyperlink>
+      <w:hyperlink r:id="rId34">
+        <w:r>
+          <w:rPr>
+            <w:lang w:val="zh_TW" w:bidi="zh_TW"/>
+          </w:rPr>
+          <w:rPr>
+            <w:color w:val="0000EE"/>
+            <w:u w:val="single"/>
+          </w:rPr>
+          <w:t>–</w:t>
+        </w:r>
+      </w:hyperlink>
+      <w:hyperlink r:id="rId37">
+        <w:r>
+          <w:rPr>
+            <w:lang w:val="zh_TW" w:bidi="zh_TW"/>
+          </w:rPr>
+          <w:rPr>
+            <w:color w:val="0000EE"/>
+            <w:u w:val="single"/>
+          </w:rPr>
+          <w:t>6</w:t>
+        </w:r>
+      </w:hyperlink>
+      <w:r>
+        <w:rPr>
+          <w:lang w:val="zh_TW" w:bidi="zh_TW"/>
+        </w:rPr>
+        <w:t>）。</w:t>
+      </w:r>
+    </w:p>
+    <w:p>
+      <w:pPr/>
+      <w:r>
+        <w:rPr>
+          <w:lang w:val="zh_TW" w:bidi="zh_TW"/>
+        </w:rPr>
+      </w:r>
+      <w:r>
+        <w:rPr>
+          <w:lang w:val="zh_TW" w:bidi="zh_TW"/>
+        </w:rPr>
+        <w:t>當夏甲懷孕後，就開始小看撒萊。撒萊苦待夏甲，致使她逃到曠野。神的使者在曠野的一口井旁向她顯現，並告訴夏甲要回到亞伯蘭家中。使者應許說她將生一個兒子，以實瑪利（意思是「神聽見」）；這個兒子意志堅定，經常與他人發生衝突。夏甲稱那地方為庇耳拉海萊，意思是「在這裡看見那看顧我的」。</w:t>
+      </w:r>
+    </w:p>
+    <w:p>
+      <w:pPr/>
+      <w:r>
+        <w:rPr>
+          <w:lang w:val="zh_TW" w:bidi="zh_TW"/>
+        </w:rPr>
+      </w:r>
+      <w:r>
+        <w:rPr>
+          <w:lang w:val="zh_TW" w:bidi="zh_TW"/>
+        </w:rPr>
+        <w:t>以實瑪利出生時，亞伯蘭已經86歲。十四年後，神賜給亞伯拉罕和撒拉應許中的兒子以撒。在以撒斷奶時（大約三歲），舉行了一場筵席。在筵席上，以實瑪利戲笑以撒（</w:t>
+      </w:r>
+      <w:hyperlink r:id="rId38">
+        <w:r>
+          <w:rPr>
+            <w:lang w:val="zh_TW" w:bidi="zh_TW"/>
+          </w:rPr>
+          <w:rPr>
+            <w:color w:val="0000EE"/>
+            <w:u w:val="single"/>
+          </w:rPr>
+          <w:t>創21:9</w:t>
+        </w:r>
+      </w:hyperlink>
+      <w:r>
+        <w:rPr>
+          <w:lang w:val="zh_TW" w:bidi="zh_TW"/>
+        </w:rPr>
+        <w:t>），使撒拉很生氣。因此，她要求亞伯拉罕趕走夏甲和以實瑪利。亞伯拉罕起初不願意這樣做，但神對他說，讓他聽從撒拉的要求（</w:t>
+      </w:r>
+      <w:hyperlink r:id="rId39">
+        <w:r>
+          <w:rPr>
+            <w:lang w:val="zh_TW" w:bidi="zh_TW"/>
+          </w:rPr>
+          <w:rPr>
+            <w:color w:val="0000EE"/>
+            <w:u w:val="single"/>
+          </w:rPr>
+          <w:t>12</w:t>
+        </w:r>
+      </w:hyperlink>
+      <w:r>
+        <w:rPr>
+          <w:lang w:val="zh_TW" w:bidi="zh_TW"/>
+        </w:rPr>
+        <w:t>節）。</w:t>
+      </w:r>
+    </w:p>
+    <w:p>
+      <w:pPr/>
+      <w:r>
+        <w:rPr>
+          <w:lang w:val="zh_TW" w:bidi="zh_TW"/>
+        </w:rPr>
+      </w:r>
+      <w:r>
+        <w:rPr>
+          <w:lang w:val="zh_TW" w:bidi="zh_TW"/>
+        </w:rPr>
+        <w:t>夏甲和以實瑪利離開後，在別是巴的曠野中徘徊。當他們沒有水的時候，神拯救夏甲和以實瑪利免於死亡。神應許夏甲說，以實瑪利的後裔將成為大國（</w:t>
+      </w:r>
+      <w:hyperlink r:id="rId40">
+        <w:r>
+          <w:rPr>
+            <w:lang w:val="zh_TW" w:bidi="zh_TW"/>
+          </w:rPr>
+          <w:rPr>
+            <w:color w:val="0000EE"/>
+            <w:u w:val="single"/>
+          </w:rPr>
+          <w:t>創21:17</w:t>
+        </w:r>
+      </w:hyperlink>
+      <w:hyperlink r:id="rId34">
+        <w:r>
+          <w:rPr>
+            <w:lang w:val="zh_TW" w:bidi="zh_TW"/>
+          </w:rPr>
+          <w:rPr>
+            <w:color w:val="0000EE"/>
+            <w:u w:val="single"/>
+          </w:rPr>
+          <w:t>–</w:t>
+        </w:r>
+      </w:hyperlink>
+      <w:hyperlink r:id="rId40">
+        <w:r>
+          <w:rPr>
+            <w:lang w:val="zh_TW" w:bidi="zh_TW"/>
+          </w:rPr>
+          <w:rPr>
+            <w:color w:val="0000EE"/>
+            <w:u w:val="single"/>
+          </w:rPr>
+          <w:t>19</w:t>
+        </w:r>
+      </w:hyperlink>
+      <w:r>
+        <w:rPr>
+          <w:lang w:val="zh_TW" w:bidi="zh_TW"/>
+        </w:rPr>
+        <w:t>）。以實瑪利住在巴蘭的曠野，成為獵人。他娶了一位埃及女子，並成為以實瑪利人的先祖。</w:t>
+      </w:r>
+    </w:p>
+    <w:p>
+      <w:pPr>
+        <w:pStyle w:val="Heading3"/>
+      </w:pPr>
+      <w:r>
+        <w:rPr>
+          <w:lang w:val="zh_TW" w:bidi="zh_TW"/>
+        </w:rPr>
+        <w:t>保羅關於夏甲的教導</w:t>
+      </w:r>
+    </w:p>
+    <w:p>
+      <w:pPr/>
+      <w:r>
+        <w:rPr>
+          <w:lang w:val="zh_TW" w:bidi="zh_TW"/>
+        </w:rPr>
+      </w:r>
+      <w:r>
+        <w:rPr>
+          <w:lang w:val="zh_TW" w:bidi="zh_TW"/>
+        </w:rPr>
+        <w:t>在新約聖經中，保羅使用夏甲的故事解釋一個重要的屬靈真理（</w:t>
+      </w:r>
+      <w:hyperlink r:id="rId41">
+        <w:r>
+          <w:rPr>
+            <w:lang w:val="zh_TW" w:bidi="zh_TW"/>
+          </w:rPr>
+          <w:rPr>
+            <w:color w:val="0000EE"/>
+            <w:u w:val="single"/>
+          </w:rPr>
+          <w:t>加4:22</w:t>
+        </w:r>
+      </w:hyperlink>
+      <w:hyperlink r:id="rId34">
+        <w:r>
+          <w:rPr>
+            <w:lang w:val="zh_TW" w:bidi="zh_TW"/>
+          </w:rPr>
+          <w:rPr>
+            <w:color w:val="0000EE"/>
+            <w:u w:val="single"/>
+          </w:rPr>
+          <w:t>–</w:t>
+        </w:r>
+      </w:hyperlink>
+      <w:hyperlink r:id="rId41">
+        <w:r>
+          <w:rPr>
+            <w:lang w:val="zh_TW" w:bidi="zh_TW"/>
+          </w:rPr>
+          <w:rPr>
+            <w:color w:val="0000EE"/>
+            <w:u w:val="single"/>
+          </w:rPr>
+          <w:t>31</w:t>
+        </w:r>
+      </w:hyperlink>
+      <w:r>
+        <w:rPr>
+          <w:lang w:val="zh_TW" w:bidi="zh_TW"/>
+        </w:rPr>
+        <w:t>）：夏甲代表神在西奈山與摩西立的舊約。由於以實瑪利是透過人的計劃而生，猶太化的基督徒就像夏甲的兒子，是為奴的。他們教導所有信徒都必須遵守摩西律法，並且必須做到律法所說的一切。撒拉是自主的婦人，代表耶穌基督的新約。由於以撒是亞伯拉罕憑著對神應許的信心所生的兒子，那些不受律法捆綁的基督徒是撒拉屬靈的兒女。最大的不同在於是被律法束縛，要靠行為得救，還是有自由，靠恩典和信心得救。</w:t>
+      </w:r>
+    </w:p>
+    <w:p>
+      <w:pPr/>
+      <w:r>
+        <w:rPr>
+          <w:lang w:val="zh_TW" w:bidi="zh_TW"/>
+        </w:rPr>
+      </w:r>
+      <w:r>
+        <w:rPr>
+          <w:i/>
+          <w:lang w:val="zh_TW" w:bidi="zh_TW"/>
+        </w:rPr>
+        <w:t>另見</w:t>
+      </w:r>
+      <w:r>
+        <w:rPr>
+          <w:lang w:val="zh_TW" w:bidi="zh_TW"/>
+        </w:rPr>
+        <w:t>亞伯拉罕</w:t>
+      </w:r>
+      <w:r>
+        <w:rPr>
+          <w:lang w:val="zh_TW" w:bidi="zh_TW"/>
+        </w:rPr>
+        <w:t>；</w:t>
+      </w:r>
+      <w:r>
+        <w:rPr>
+          <w:lang w:val="zh_TW" w:bidi="zh_TW"/>
+        </w:rPr>
+        <w:t>撒拉#1</w:t>
+      </w:r>
+      <w:r>
+        <w:rPr>
+          <w:lang w:val="zh_TW" w:bidi="zh_TW"/>
+        </w:rPr>
+        <w:t>。</w:t>
+      </w:r>
+      <w:r>
+        <w:rPr>
+          <w:lang w:val="zh_TW" w:bidi="zh_TW"/>
+        </w:rPr>
+      </w:r>
+      <w:r>
+        <w:rPr>
+          <w:lang w:val="zh_TW" w:bidi="zh_TW"/>
+        </w:rPr>
+      </w:r>
+    </w:p>
+    <w:p>
+      <w:pPr/>
+      <w:r>
+        <w:rPr>
+          <w:lang w:val="zh_TW" w:bidi="zh_TW"/>
+        </w:rPr>
+      </w:r>
+    </w:p>
+    <w:p>
+      <w:pPr>
+        <w:pStyle w:val="Heading2"/>
+      </w:pPr>
+      <w:r>
+        <w:rPr>
+          <w:lang w:val="zh_TW" w:bidi="zh_TW"/>
+        </w:rPr>
+        <w:t>夏娃</w:t>
+      </w:r>
+      <w:r>
+        <w:rPr>
+          <w:lang w:val="zh_TW" w:bidi="zh_TW"/>
+        </w:rPr>
+      </w:r>
+    </w:p>
+    <w:p>
+      <w:pPr/>
+      <w:r>
+        <w:rPr>
+          <w:lang w:val="zh_TW" w:bidi="zh_TW"/>
+        </w:rPr>
+      </w:r>
+      <w:r>
+        <w:rPr>
+          <w:lang w:val="zh_TW" w:bidi="zh_TW"/>
+        </w:rPr>
+        <w:t>第一位女子，被稱為「眾生之母」（</w:t>
+      </w:r>
+      <w:hyperlink r:id="rId42">
+        <w:r>
+          <w:rPr>
+            <w:lang w:val="zh_TW" w:bidi="zh_TW"/>
+          </w:rPr>
+          <w:rPr>
+            <w:color w:val="0000EE"/>
+            <w:u w:val="single"/>
+          </w:rPr>
+          <w:t>創3:20</w:t>
+        </w:r>
+      </w:hyperlink>
+      <w:r>
+        <w:rPr>
+          <w:lang w:val="zh_TW" w:bidi="zh_TW"/>
+        </w:rPr>
+        <w:t>）。創世記記載，神造亞當之後，看見亞當獨居不好，便決定為他造一個「配偶幫助他」（</w:t>
+      </w:r>
+      <w:hyperlink r:id="rId43">
+        <w:r>
+          <w:rPr>
+            <w:lang w:val="zh_TW" w:bidi="zh_TW"/>
+          </w:rPr>
+          <w:rPr>
+            <w:color w:val="0000EE"/>
+            <w:u w:val="single"/>
+          </w:rPr>
+          <w:t>2:18</w:t>
+        </w:r>
+      </w:hyperlink>
+      <w:r>
+        <w:rPr>
+          <w:lang w:val="zh_TW" w:bidi="zh_TW"/>
+        </w:rPr>
+        <w:t>）。「幫助」一詞的希伯來文是</w:t>
+      </w:r>
+      <w:r>
+        <w:rPr>
+          <w:i/>
+          <w:lang w:val="zh_TW" w:bidi="zh_TW"/>
+        </w:rPr>
+        <w:t>ezer</w:t>
+      </w:r>
+      <w:r>
+        <w:rPr>
+          <w:lang w:val="zh_TW" w:bidi="zh_TW"/>
+        </w:rPr>
+        <w:t>，舊約聖經其它地方也用此字詞來描述神如何幫助以色列。神使亞當沉睡，取下他的一根肋骨，用那肋骨造了夏娃（</w:t>
+      </w:r>
+      <w:hyperlink r:id="rId44">
+        <w:r>
+          <w:rPr>
+            <w:lang w:val="zh_TW" w:bidi="zh_TW"/>
+          </w:rPr>
+          <w:rPr>
+            <w:color w:val="0000EE"/>
+            <w:u w:val="single"/>
+          </w:rPr>
+          <w:t>21–25</w:t>
+        </w:r>
+      </w:hyperlink>
+      <w:r>
+        <w:rPr>
+          <w:lang w:val="zh_TW" w:bidi="zh_TW"/>
+        </w:rPr>
+        <w:t>節）。</w:t>
+      </w:r>
+    </w:p>
+    <w:p>
+      <w:pPr>
+        <w:pStyle w:val="Heading3"/>
+      </w:pPr>
+      <w:r>
+        <w:rPr>
+          <w:lang w:val="zh_TW" w:bidi="zh_TW"/>
+        </w:rPr>
+        <w:t>她的名字</w:t>
+      </w:r>
+    </w:p>
+    <w:p>
+      <w:pPr/>
+      <w:r>
+        <w:rPr>
+          <w:lang w:val="zh_TW" w:bidi="zh_TW"/>
+        </w:rPr>
+      </w:r>
+      <w:r>
+        <w:rPr>
+          <w:lang w:val="zh_TW" w:bidi="zh_TW"/>
+        </w:rPr>
+        <w:t>亞當給妻子夏娃起了兩個名字。起初，他稱她為「女人」，表明了她與男人之間的關聯（</w:t>
+      </w:r>
+      <w:hyperlink r:id="rId45">
+        <w:r>
+          <w:rPr>
+            <w:lang w:val="zh_TW" w:bidi="zh_TW"/>
+          </w:rPr>
+          <w:rPr>
+            <w:color w:val="0000EE"/>
+            <w:u w:val="single"/>
+          </w:rPr>
+          <w:t>創2:23</w:t>
+        </w:r>
+      </w:hyperlink>
+      <w:r>
+        <w:rPr>
+          <w:lang w:val="zh_TW" w:bidi="zh_TW"/>
+        </w:rPr>
+        <w:t>）。後來，在他們違背神之後，他給她起名為夏娃，意思是「生命」，指她作為人類始祖之母的身分（</w:t>
+      </w:r>
+      <w:hyperlink r:id="rId42">
+        <w:r>
+          <w:rPr>
+            <w:lang w:val="zh_TW" w:bidi="zh_TW"/>
+          </w:rPr>
+          <w:rPr>
+            <w:color w:val="0000EE"/>
+            <w:u w:val="single"/>
+          </w:rPr>
+          <w:t>3:20</w:t>
+        </w:r>
+      </w:hyperlink>
+      <w:r>
+        <w:rPr>
+          <w:lang w:val="zh_TW" w:bidi="zh_TW"/>
+        </w:rPr>
+        <w:t>）。</w:t>
+      </w:r>
+    </w:p>
+    <w:p>
+      <w:pPr>
+        <w:pStyle w:val="Heading3"/>
+      </w:pPr>
+      <w:r>
+        <w:rPr>
+          <w:lang w:val="zh_TW" w:bidi="zh_TW"/>
+        </w:rPr>
+        <w:t>她的故事</w:t>
+      </w:r>
+    </w:p>
+    <w:p>
+      <w:pPr/>
+      <w:r>
+        <w:rPr>
+          <w:lang w:val="zh_TW" w:bidi="zh_TW"/>
+        </w:rPr>
+      </w:r>
+      <w:r>
+        <w:rPr>
+          <w:lang w:val="zh_TW" w:bidi="zh_TW"/>
+        </w:rPr>
+        <w:t>亞當與夏娃最初住在伊甸園中，他們順服神，事奉祂，並彼此照顧。後來，邪惡進入世界，蛇引誘夏娃違背神的命令。神曾吩咐他們不可吃分別善惡樹上的果子（</w:t>
+      </w:r>
+      <w:hyperlink r:id="rId46">
+        <w:r>
+          <w:rPr>
+            <w:lang w:val="zh_TW" w:bidi="zh_TW"/>
+          </w:rPr>
+          <w:rPr>
+            <w:color w:val="0000EE"/>
+            <w:u w:val="single"/>
+          </w:rPr>
+          <w:t>創2:17</w:t>
+        </w:r>
+      </w:hyperlink>
+      <w:r>
+        <w:rPr>
+          <w:lang w:val="zh_TW" w:bidi="zh_TW"/>
+        </w:rPr>
+        <w:t>，</w:t>
+      </w:r>
+      <w:hyperlink r:id="rId47">
+        <w:r>
+          <w:rPr>
+            <w:lang w:val="zh_TW" w:bidi="zh_TW"/>
+          </w:rPr>
+          <w:rPr>
+            <w:color w:val="0000EE"/>
+            <w:u w:val="single"/>
+          </w:rPr>
+          <w:t>3:3</w:t>
+        </w:r>
+      </w:hyperlink>
+      <w:r>
+        <w:rPr>
+          <w:lang w:val="zh_TW" w:bidi="zh_TW"/>
+        </w:rPr>
+        <w:t>）。蛇用巧言欺騙夏娃，她便吃了果子，又給亞當一些，亞當雖不像她那樣被欺騙，卻也吃了。吃了果子之後，他們意識到自己赤身露體，便用無花果樹的葉子為自己編作衣服。</w:t>
+      </w:r>
+    </w:p>
+    <w:p>
+      <w:pPr/>
+      <w:r>
+        <w:rPr>
+          <w:lang w:val="zh_TW" w:bidi="zh_TW"/>
+        </w:rPr>
+      </w:r>
+      <w:r>
+        <w:rPr>
+          <w:lang w:val="zh_TW" w:bidi="zh_TW"/>
+        </w:rPr>
+        <w:t>當神來與他們說話時，他們躲避祂。神問他們發生了甚麼事，亞當怪罪夏娃，夏娃則怪罪那蛇。神對夏娃說，因他們違命，她生產時必多受痛苦，丈夫也必管轄她（</w:t>
+      </w:r>
+      <w:hyperlink r:id="rId48">
+        <w:r>
+          <w:rPr>
+            <w:lang w:val="zh_TW" w:bidi="zh_TW"/>
+          </w:rPr>
+          <w:rPr>
+            <w:color w:val="0000EE"/>
+            <w:u w:val="single"/>
+          </w:rPr>
+          <w:t>創3:16</w:t>
+        </w:r>
+      </w:hyperlink>
+      <w:r>
+        <w:rPr>
+          <w:lang w:val="zh_TW" w:bidi="zh_TW"/>
+        </w:rPr>
+        <w:t>）。後來，夏娃生了該隱、亞伯、塞特，以及其他兒女（</w:t>
+      </w:r>
+      <w:hyperlink r:id="rId49">
+        <w:r>
+          <w:rPr>
+            <w:lang w:val="zh_TW" w:bidi="zh_TW"/>
+          </w:rPr>
+          <w:rPr>
+            <w:color w:val="0000EE"/>
+            <w:u w:val="single"/>
+          </w:rPr>
+          <w:t>4:1–2</w:t>
+        </w:r>
+      </w:hyperlink>
+      <w:r>
+        <w:rPr>
+          <w:lang w:val="zh_TW" w:bidi="zh_TW"/>
+        </w:rPr>
+        <w:t>、</w:t>
+      </w:r>
+      <w:hyperlink r:id="rId49">
+        <w:r>
+          <w:rPr>
+            <w:lang w:val="zh_TW" w:bidi="zh_TW"/>
+          </w:rPr>
+          <w:rPr>
+            <w:color w:val="0000EE"/>
+            <w:u w:val="single"/>
+          </w:rPr>
+          <w:t>25</w:t>
+        </w:r>
+      </w:hyperlink>
+      <w:r>
+        <w:rPr>
+          <w:lang w:val="zh_TW" w:bidi="zh_TW"/>
+        </w:rPr>
+        <w:t>，</w:t>
+      </w:r>
+      <w:hyperlink r:id="rId50">
+        <w:r>
+          <w:rPr>
+            <w:lang w:val="zh_TW" w:bidi="zh_TW"/>
+          </w:rPr>
+          <w:rPr>
+            <w:color w:val="0000EE"/>
+            <w:u w:val="single"/>
+          </w:rPr>
+          <w:t>5:4</w:t>
+        </w:r>
+      </w:hyperlink>
+      <w:r>
+        <w:rPr>
+          <w:lang w:val="zh_TW" w:bidi="zh_TW"/>
+        </w:rPr>
+        <w:t>）。</w:t>
+      </w:r>
+    </w:p>
+    <w:p>
+      <w:pPr>
+        <w:pStyle w:val="Heading3"/>
+      </w:pPr>
+      <w:r>
+        <w:rPr>
+          <w:lang w:val="zh_TW" w:bidi="zh_TW"/>
+        </w:rPr>
+        <w:t>新約聖經中的夏娃</w:t>
+      </w:r>
+    </w:p>
+    <w:p>
+      <w:pPr/>
+      <w:r>
+        <w:rPr>
+          <w:lang w:val="zh_TW" w:bidi="zh_TW"/>
+        </w:rPr>
+      </w:r>
+      <w:r>
+        <w:rPr>
+          <w:lang w:val="zh_TW" w:bidi="zh_TW"/>
+        </w:rPr>
+        <w:t>新約聖經中有兩次提到夏娃。使徒保羅在談論婦女是否可以在教會中教導時引用了夏娃的例子。他寫道：「我不許女人講道，也不許她轄管男人」（</w:t>
+      </w:r>
+      <w:hyperlink r:id="rId51">
+        <w:r>
+          <w:rPr>
+            <w:lang w:val="zh_TW" w:bidi="zh_TW"/>
+          </w:rPr>
+          <w:rPr>
+            <w:color w:val="0000EE"/>
+            <w:u w:val="single"/>
+          </w:rPr>
+          <w:t>提前2:12</w:t>
+        </w:r>
+      </w:hyperlink>
+      <w:r>
+        <w:rPr>
+          <w:lang w:val="zh_TW" w:bidi="zh_TW"/>
+        </w:rPr>
+        <w:t>）。希臘文中「男人」一詞與「丈夫」同字，因此有些學者認為，保羅在此可能特別是指婦女與丈夫之間的關係，而非泛指所有男人。保羅的推論是：男人先被造，而女人被引誘，成為第一個犯罪的人（</w:t>
+      </w:r>
+      <w:hyperlink r:id="rId52">
+        <w:r>
+          <w:rPr>
+            <w:lang w:val="zh_TW" w:bidi="zh_TW"/>
+          </w:rPr>
+          <w:rPr>
+            <w:color w:val="0000EE"/>
+            <w:u w:val="single"/>
+          </w:rPr>
+          <w:t>提前2:12–15</w:t>
+        </w:r>
+      </w:hyperlink>
+      <w:r>
+        <w:rPr>
+          <w:lang w:val="zh_TW" w:bidi="zh_TW"/>
+        </w:rPr>
+        <w:t>；</w:t>
+      </w:r>
+      <w:hyperlink r:id="rId53">
+        <w:r>
+          <w:rPr>
+            <w:lang w:val="zh_TW" w:bidi="zh_TW"/>
+          </w:rPr>
+          <w:rPr>
+            <w:color w:val="0000EE"/>
+            <w:u w:val="single"/>
+          </w:rPr>
+          <w:t>林後11:3</w:t>
+        </w:r>
+      </w:hyperlink>
+      <w:r>
+        <w:rPr>
+          <w:lang w:val="zh_TW" w:bidi="zh_TW"/>
+        </w:rPr>
+        <w:t>）。</w:t>
+      </w:r>
+    </w:p>
+    <w:p>
+      <w:pPr/>
+      <w:r>
+        <w:rPr>
+          <w:lang w:val="zh_TW" w:bidi="zh_TW"/>
+        </w:rPr>
+      </w:r>
+      <w:r>
+        <w:rPr>
+          <w:lang w:val="zh_TW" w:bidi="zh_TW"/>
+        </w:rPr>
+        <w:t>有些人認為，保羅在這裡強調的是創造的次序與人類墮落（亞當與夏娃犯罪）這兩個事實，並以此作為限制婦女在教會中行使權柄的理由。另一些人則認為保羅的指示是針對當時以弗所教會的具體情況（那裡出現錯誤教導的問題），因此保羅的話應理解為處理當時特定的情境，而非在所有教會中普遍禁止婦女教導的永久規條。</w:t>
+      </w:r>
+    </w:p>
+    <w:p>
+      <w:pPr/>
+      <w:r>
+        <w:rPr>
+          <w:lang w:val="zh_TW" w:bidi="zh_TW"/>
+        </w:rPr>
+      </w:r>
+      <w:r>
+        <w:rPr>
+          <w:i/>
+          <w:lang w:val="zh_TW" w:bidi="zh_TW"/>
+        </w:rPr>
+        <w:t>另見</w:t>
+      </w:r>
+      <w:r>
+        <w:rPr>
+          <w:lang w:val="zh_TW" w:bidi="zh_TW"/>
+        </w:rPr>
+        <w:t xml:space="preserve"> </w:t>
+      </w:r>
+      <w:r>
+        <w:rPr>
+          <w:lang w:val="zh_TW" w:bidi="zh_TW"/>
+        </w:rPr>
+        <w:t>亞當（人物）</w:t>
+      </w:r>
+      <w:r>
+        <w:rPr>
+          <w:lang w:val="zh_TW" w:bidi="zh_TW"/>
+        </w:rPr>
+        <w:t>；</w:t>
+      </w:r>
+      <w:r>
+        <w:rPr>
+          <w:lang w:val="zh_TW" w:bidi="zh_TW"/>
+        </w:rPr>
+        <w:t>伊甸園</w:t>
+      </w:r>
+      <w:r>
+        <w:rPr>
+          <w:lang w:val="zh_TW" w:bidi="zh_TW"/>
+        </w:rPr>
+        <w:t>。</w:t>
       </w:r>
       <w:r>
         <w:rPr>

--- a/zht/docx/187.content.docx
+++ b/zht/docx/187.content.docx
@@ -258,36 +258,24 @@
         </w:rPr>
         <w:t>聖經沒有討論瞎眼的醫學原因，但可能與個人衛生欠佳和不衛生（不清潔或骯髒）的生活環境有關。新生嬰兒最容易受影響。大多數天生瞎眼（</w:t>
       </w:r>
-      <w:hyperlink r:id="rId13">
-        <w:r>
-          <w:rPr>
-            <w:lang w:val="zh_TW" w:bidi="zh_TW"/>
-          </w:rPr>
-          <w:rPr>
-            <w:color w:val="0000EE"/>
-            <w:u w:val="single"/>
-          </w:rPr>
-          <w:t>約9:1</w:t>
-        </w:r>
-      </w:hyperlink>
+      <w:r>
+        <w:rPr>
+          <w:lang w:val="zh_TW" w:bidi="zh_TW"/>
+        </w:rPr>
+        <w:t>約9:1</w:t>
+      </w:r>
       <w:r>
         <w:rPr>
           <w:lang w:val="zh_TW" w:bidi="zh_TW"/>
         </w:rPr>
         <w:t>–</w:t>
       </w:r>
-      <w:hyperlink r:id="rId13">
-        <w:r>
-          <w:rPr>
-            <w:lang w:val="zh_TW" w:bidi="zh_TW"/>
-          </w:rPr>
-          <w:rPr>
-            <w:color w:val="0000EE"/>
-            <w:u w:val="single"/>
-          </w:rPr>
-          <w:t>3</w:t>
-        </w:r>
-      </w:hyperlink>
+      <w:r>
+        <w:rPr>
+          <w:lang w:val="zh_TW" w:bidi="zh_TW"/>
+        </w:rPr>
+        <w:t>3</w:t>
+      </w:r>
       <w:r>
         <w:rPr>
           <w:lang w:val="zh_TW" w:bidi="zh_TW"/>
@@ -412,18 +400,12 @@
         </w:rPr>
         <w:t>懲罰（如參孫，</w:t>
       </w:r>
-      <w:hyperlink r:id="rId14">
-        <w:r>
-          <w:rPr>
-            <w:lang w:val="zh_TW" w:bidi="zh_TW"/>
-          </w:rPr>
-          <w:rPr>
-            <w:color w:val="0000EE"/>
-            <w:u w:val="single"/>
-          </w:rPr>
-          <w:t>士16:21</w:t>
-        </w:r>
-      </w:hyperlink>
+      <w:r>
+        <w:rPr>
+          <w:lang w:val="zh_TW" w:bidi="zh_TW"/>
+        </w:rPr>
+        <w:t>士16:21</w:t>
+      </w:r>
       <w:r>
         <w:rPr>
           <w:lang w:val="zh_TW" w:bidi="zh_TW"/>
@@ -448,54 +430,36 @@
         </w:rPr>
         <w:t>年老（</w:t>
       </w:r>
-      <w:hyperlink r:id="rId15">
-        <w:r>
-          <w:rPr>
-            <w:lang w:val="zh_TW" w:bidi="zh_TW"/>
-          </w:rPr>
-          <w:rPr>
-            <w:color w:val="0000EE"/>
-            <w:u w:val="single"/>
-          </w:rPr>
-          <w:t>創27:1</w:t>
-        </w:r>
-      </w:hyperlink>
+      <w:r>
+        <w:rPr>
+          <w:lang w:val="zh_TW" w:bidi="zh_TW"/>
+        </w:rPr>
+        <w:t>創27:1</w:t>
+      </w:r>
       <w:r>
         <w:rPr>
           <w:lang w:val="zh_TW" w:bidi="zh_TW"/>
         </w:rPr>
         <w:t>；</w:t>
       </w:r>
-      <w:hyperlink r:id="rId16">
-        <w:r>
-          <w:rPr>
-            <w:lang w:val="zh_TW" w:bidi="zh_TW"/>
-          </w:rPr>
-          <w:rPr>
-            <w:color w:val="0000EE"/>
-            <w:u w:val="single"/>
-          </w:rPr>
-          <w:t>撒上4:15</w:t>
-        </w:r>
-      </w:hyperlink>
+      <w:r>
+        <w:rPr>
+          <w:lang w:val="zh_TW" w:bidi="zh_TW"/>
+        </w:rPr>
+        <w:t>撒上4:15</w:t>
+      </w:r>
       <w:r>
         <w:rPr>
           <w:lang w:val="zh_TW" w:bidi="zh_TW"/>
         </w:rPr>
         <w:t>；</w:t>
       </w:r>
-      <w:hyperlink r:id="rId17">
-        <w:r>
-          <w:rPr>
-            <w:lang w:val="zh_TW" w:bidi="zh_TW"/>
-          </w:rPr>
-          <w:rPr>
-            <w:color w:val="0000EE"/>
-            <w:u w:val="single"/>
-          </w:rPr>
-          <w:t>王上14:4</w:t>
-        </w:r>
-      </w:hyperlink>
+      <w:r>
+        <w:rPr>
+          <w:lang w:val="zh_TW" w:bidi="zh_TW"/>
+        </w:rPr>
+        <w:t>王上14:4</w:t>
+      </w:r>
       <w:r>
         <w:rPr>
           <w:lang w:val="zh_TW" w:bidi="zh_TW"/>
@@ -527,54 +491,36 @@
         </w:rPr>
         <w:t>舊約聖經要求特別關心瞎子（</w:t>
       </w:r>
-      <w:hyperlink r:id="rId18">
-        <w:r>
-          <w:rPr>
-            <w:lang w:val="zh_TW" w:bidi="zh_TW"/>
-          </w:rPr>
-          <w:rPr>
-            <w:color w:val="0000EE"/>
-            <w:u w:val="single"/>
-          </w:rPr>
-          <w:t>利19:14</w:t>
-        </w:r>
-      </w:hyperlink>
+      <w:r>
+        <w:rPr>
+          <w:lang w:val="zh_TW" w:bidi="zh_TW"/>
+        </w:rPr>
+        <w:t>利19:14</w:t>
+      </w:r>
       <w:r>
         <w:rPr>
           <w:lang w:val="zh_TW" w:bidi="zh_TW"/>
         </w:rPr>
         <w:t>）。誤導瞎子的人會受到懲罰（</w:t>
       </w:r>
-      <w:hyperlink r:id="rId19">
-        <w:r>
-          <w:rPr>
-            <w:lang w:val="zh_TW" w:bidi="zh_TW"/>
-          </w:rPr>
-          <w:rPr>
-            <w:color w:val="0000EE"/>
-            <w:u w:val="single"/>
-          </w:rPr>
-          <w:t>申27:18</w:t>
-        </w:r>
-      </w:hyperlink>
+      <w:r>
+        <w:rPr>
+          <w:lang w:val="zh_TW" w:bidi="zh_TW"/>
+        </w:rPr>
+        <w:t>申27:18</w:t>
+      </w:r>
       <w:r>
         <w:rPr>
           <w:lang w:val="zh_TW" w:bidi="zh_TW"/>
         </w:rPr>
         <w:t>）。不允許瞎子擔任祭司（</w:t>
       </w:r>
-      <w:hyperlink r:id="rId20">
-        <w:r>
-          <w:rPr>
-            <w:lang w:val="zh_TW" w:bidi="zh_TW"/>
-          </w:rPr>
-          <w:rPr>
-            <w:color w:val="0000EE"/>
-            <w:u w:val="single"/>
-          </w:rPr>
-          <w:t>利21:18</w:t>
-        </w:r>
-      </w:hyperlink>
+      <w:r>
+        <w:rPr>
+          <w:lang w:val="zh_TW" w:bidi="zh_TW"/>
+        </w:rPr>
+        <w:t>利21:18</w:t>
+      </w:r>
       <w:r>
         <w:rPr>
           <w:lang w:val="zh_TW" w:bidi="zh_TW"/>
@@ -606,36 +552,24 @@
         </w:rPr>
         <w:t>耶穌的醫治事工應驗了預言，讓瞎子得看見（</w:t>
       </w:r>
-      <w:hyperlink r:id="rId21">
-        <w:r>
-          <w:rPr>
-            <w:lang w:val="zh_TW" w:bidi="zh_TW"/>
-          </w:rPr>
-          <w:rPr>
-            <w:color w:val="0000EE"/>
-            <w:u w:val="single"/>
-          </w:rPr>
-          <w:t>路4:18</w:t>
-        </w:r>
-      </w:hyperlink>
+      <w:r>
+        <w:rPr>
+          <w:lang w:val="zh_TW" w:bidi="zh_TW"/>
+        </w:rPr>
+        <w:t>路4:18</w:t>
+      </w:r>
       <w:r>
         <w:rPr>
           <w:lang w:val="zh_TW" w:bidi="zh_TW"/>
         </w:rPr>
         <w:t>）。耶穌恢復視力的能力證明給施洗約翰看，祂就是彌賽亞（</w:t>
       </w:r>
-      <w:hyperlink r:id="rId22">
-        <w:r>
-          <w:rPr>
-            <w:lang w:val="zh_TW" w:bidi="zh_TW"/>
-          </w:rPr>
-          <w:rPr>
-            <w:color w:val="0000EE"/>
-            <w:u w:val="single"/>
-          </w:rPr>
-          <w:t>太11:5</w:t>
-        </w:r>
-      </w:hyperlink>
+      <w:r>
+        <w:rPr>
+          <w:lang w:val="zh_TW" w:bidi="zh_TW"/>
+        </w:rPr>
+        <w:t>太11:5</w:t>
+      </w:r>
       <w:r>
         <w:rPr>
           <w:lang w:val="zh_TW" w:bidi="zh_TW"/>
@@ -660,36 +594,24 @@
         </w:rPr>
         <w:t>加利利的兩個瞎子（</w:t>
       </w:r>
-      <w:hyperlink r:id="rId23">
-        <w:r>
-          <w:rPr>
-            <w:lang w:val="zh_TW" w:bidi="zh_TW"/>
-          </w:rPr>
-          <w:rPr>
-            <w:color w:val="0000EE"/>
-            <w:u w:val="single"/>
-          </w:rPr>
-          <w:t>太9:27</w:t>
-        </w:r>
-      </w:hyperlink>
+      <w:r>
+        <w:rPr>
+          <w:lang w:val="zh_TW" w:bidi="zh_TW"/>
+        </w:rPr>
+        <w:t>太9:27</w:t>
+      </w:r>
       <w:r>
         <w:rPr>
           <w:lang w:val="zh_TW" w:bidi="zh_TW"/>
         </w:rPr>
         <w:t>–</w:t>
       </w:r>
-      <w:hyperlink r:id="rId23">
-        <w:r>
-          <w:rPr>
-            <w:lang w:val="zh_TW" w:bidi="zh_TW"/>
-          </w:rPr>
-          <w:rPr>
-            <w:color w:val="0000EE"/>
-            <w:u w:val="single"/>
-          </w:rPr>
-          <w:t>30</w:t>
-        </w:r>
-      </w:hyperlink>
+      <w:r>
+        <w:rPr>
+          <w:lang w:val="zh_TW" w:bidi="zh_TW"/>
+        </w:rPr>
+        <w:t>30</w:t>
+      </w:r>
       <w:r>
         <w:rPr>
           <w:lang w:val="zh_TW" w:bidi="zh_TW"/>
@@ -714,36 +636,24 @@
         </w:rPr>
         <w:t>伯賽大的一個瞎子（</w:t>
       </w:r>
-      <w:hyperlink r:id="rId24">
-        <w:r>
-          <w:rPr>
-            <w:lang w:val="zh_TW" w:bidi="zh_TW"/>
-          </w:rPr>
-          <w:rPr>
-            <w:color w:val="0000EE"/>
-            <w:u w:val="single"/>
-          </w:rPr>
-          <w:t>可8:22</w:t>
-        </w:r>
-      </w:hyperlink>
+      <w:r>
+        <w:rPr>
+          <w:lang w:val="zh_TW" w:bidi="zh_TW"/>
+        </w:rPr>
+        <w:t>可8:22</w:t>
+      </w:r>
       <w:r>
         <w:rPr>
           <w:lang w:val="zh_TW" w:bidi="zh_TW"/>
         </w:rPr>
         <w:t>–</w:t>
       </w:r>
-      <w:hyperlink r:id="rId24">
-        <w:r>
-          <w:rPr>
-            <w:lang w:val="zh_TW" w:bidi="zh_TW"/>
-          </w:rPr>
-          <w:rPr>
-            <w:color w:val="0000EE"/>
-            <w:u w:val="single"/>
-          </w:rPr>
-          <w:t>26</w:t>
-        </w:r>
-      </w:hyperlink>
+      <w:r>
+        <w:rPr>
+          <w:lang w:val="zh_TW" w:bidi="zh_TW"/>
+        </w:rPr>
+        <w:t>26</w:t>
+      </w:r>
       <w:r>
         <w:rPr>
           <w:lang w:val="zh_TW" w:bidi="zh_TW"/>
@@ -768,18 +678,12 @@
         </w:rPr>
         <w:t>耶路撒冷一個生來瞎眼的人（</w:t>
       </w:r>
-      <w:hyperlink r:id="rId25">
-        <w:r>
-          <w:rPr>
-            <w:lang w:val="zh_TW" w:bidi="zh_TW"/>
-          </w:rPr>
-          <w:rPr>
-            <w:color w:val="0000EE"/>
-            <w:u w:val="single"/>
-          </w:rPr>
-          <w:t>約9章</w:t>
-        </w:r>
-      </w:hyperlink>
+      <w:r>
+        <w:rPr>
+          <w:lang w:val="zh_TW" w:bidi="zh_TW"/>
+        </w:rPr>
+        <w:t>約9章</w:t>
+      </w:r>
       <w:r>
         <w:rPr>
           <w:lang w:val="zh_TW" w:bidi="zh_TW"/>
@@ -804,108 +708,72 @@
         </w:rPr>
         <w:t>在耶利哥，名叫巴底買的乞丐及其朋友（</w:t>
       </w:r>
-      <w:hyperlink r:id="rId26">
-        <w:r>
-          <w:rPr>
-            <w:lang w:val="zh_TW" w:bidi="zh_TW"/>
-          </w:rPr>
-          <w:rPr>
-            <w:color w:val="0000EE"/>
-            <w:u w:val="single"/>
-          </w:rPr>
-          <w:t>可10:46</w:t>
-        </w:r>
-      </w:hyperlink>
+      <w:r>
+        <w:rPr>
+          <w:lang w:val="zh_TW" w:bidi="zh_TW"/>
+        </w:rPr>
+        <w:t>可10:46</w:t>
+      </w:r>
       <w:r>
         <w:rPr>
           <w:lang w:val="zh_TW" w:bidi="zh_TW"/>
         </w:rPr>
         <w:t>–</w:t>
       </w:r>
-      <w:hyperlink r:id="rId26">
-        <w:r>
-          <w:rPr>
-            <w:lang w:val="zh_TW" w:bidi="zh_TW"/>
-          </w:rPr>
-          <w:rPr>
-            <w:color w:val="0000EE"/>
-            <w:u w:val="single"/>
-          </w:rPr>
-          <w:t>52</w:t>
-        </w:r>
-      </w:hyperlink>
+      <w:r>
+        <w:rPr>
+          <w:lang w:val="zh_TW" w:bidi="zh_TW"/>
+        </w:rPr>
+        <w:t>52</w:t>
+      </w:r>
       <w:r>
         <w:rPr>
           <w:lang w:val="zh_TW" w:bidi="zh_TW"/>
         </w:rPr>
         <w:t>；參</w:t>
       </w:r>
-      <w:hyperlink r:id="rId27">
-        <w:r>
-          <w:rPr>
-            <w:lang w:val="zh_TW" w:bidi="zh_TW"/>
-          </w:rPr>
-          <w:rPr>
-            <w:color w:val="0000EE"/>
-            <w:u w:val="single"/>
-          </w:rPr>
-          <w:t>太20:30</w:t>
-        </w:r>
-      </w:hyperlink>
+      <w:r>
+        <w:rPr>
+          <w:lang w:val="zh_TW" w:bidi="zh_TW"/>
+        </w:rPr>
+        <w:t>太20:30</w:t>
+      </w:r>
       <w:r>
         <w:rPr>
           <w:lang w:val="zh_TW" w:bidi="zh_TW"/>
         </w:rPr>
         <w:t>–</w:t>
       </w:r>
-      <w:hyperlink r:id="rId27">
-        <w:r>
-          <w:rPr>
-            <w:lang w:val="zh_TW" w:bidi="zh_TW"/>
-          </w:rPr>
-          <w:rPr>
-            <w:color w:val="0000EE"/>
-            <w:u w:val="single"/>
-          </w:rPr>
-          <w:t>34</w:t>
-        </w:r>
-      </w:hyperlink>
+      <w:r>
+        <w:rPr>
+          <w:lang w:val="zh_TW" w:bidi="zh_TW"/>
+        </w:rPr>
+        <w:t>34</w:t>
+      </w:r>
       <w:r>
         <w:rPr>
           <w:lang w:val="zh_TW" w:bidi="zh_TW"/>
         </w:rPr>
         <w:t>；</w:t>
       </w:r>
-      <w:hyperlink r:id="rId28">
-        <w:r>
-          <w:rPr>
-            <w:lang w:val="zh_TW" w:bidi="zh_TW"/>
-          </w:rPr>
-          <w:rPr>
-            <w:color w:val="0000EE"/>
-            <w:u w:val="single"/>
-          </w:rPr>
-          <w:t>路18:35</w:t>
-        </w:r>
-      </w:hyperlink>
+      <w:r>
+        <w:rPr>
+          <w:lang w:val="zh_TW" w:bidi="zh_TW"/>
+        </w:rPr>
+        <w:t>路18:35</w:t>
+      </w:r>
       <w:r>
         <w:rPr>
           <w:lang w:val="zh_TW" w:bidi="zh_TW"/>
         </w:rPr>
         <w:t>–</w:t>
       </w:r>
-      <w:hyperlink r:id="rId28">
-        <w:r>
-          <w:rPr>
-            <w:lang w:val="zh_TW" w:bidi="zh_TW"/>
-          </w:rPr>
-          <w:rPr>
-            <w:color w:val="0000EE"/>
-            <w:u w:val="single"/>
-          </w:rPr>
-          <w:t>43</w:t>
-        </w:r>
-      </w:hyperlink>
+      <w:r>
+        <w:rPr>
+          <w:lang w:val="zh_TW" w:bidi="zh_TW"/>
+        </w:rPr>
+        <w:t>43</w:t>
+      </w:r>
       <w:r>
         <w:rPr>
           <w:lang w:val="zh_TW" w:bidi="zh_TW"/>
@@ -926,72 +794,48 @@
         </w:rPr>
         <w:t>有時，耶穌即時醫治瞎子（</w:t>
       </w:r>
-      <w:hyperlink r:id="rId29">
-        <w:r>
-          <w:rPr>
-            <w:lang w:val="zh_TW" w:bidi="zh_TW"/>
-          </w:rPr>
-          <w:rPr>
-            <w:color w:val="0000EE"/>
-            <w:u w:val="single"/>
-          </w:rPr>
-          <w:t>可10:52</w:t>
-        </w:r>
-      </w:hyperlink>
+      <w:r>
+        <w:rPr>
+          <w:lang w:val="zh_TW" w:bidi="zh_TW"/>
+        </w:rPr>
+        <w:t>可10:52</w:t>
+      </w:r>
       <w:r>
         <w:rPr>
           <w:lang w:val="zh_TW" w:bidi="zh_TW"/>
         </w:rPr>
         <w:t>）。有時，祂藉由行動進行醫治，例如用泥和水（</w:t>
       </w:r>
-      <w:hyperlink r:id="rId30">
-        <w:r>
-          <w:rPr>
-            <w:lang w:val="zh_TW" w:bidi="zh_TW"/>
-          </w:rPr>
-          <w:rPr>
-            <w:color w:val="0000EE"/>
-            <w:u w:val="single"/>
-          </w:rPr>
-          <w:t>約9:6</w:t>
-        </w:r>
-      </w:hyperlink>
+      <w:r>
+        <w:rPr>
+          <w:lang w:val="zh_TW" w:bidi="zh_TW"/>
+        </w:rPr>
+        <w:t>約9:6</w:t>
+      </w:r>
       <w:r>
         <w:rPr>
           <w:lang w:val="zh_TW" w:bidi="zh_TW"/>
         </w:rPr>
         <w:t>–</w:t>
       </w:r>
-      <w:hyperlink r:id="rId30">
-        <w:r>
-          <w:rPr>
-            <w:lang w:val="zh_TW" w:bidi="zh_TW"/>
-          </w:rPr>
-          <w:rPr>
-            <w:color w:val="0000EE"/>
-            <w:u w:val="single"/>
-          </w:rPr>
-          <w:t>11</w:t>
-        </w:r>
-      </w:hyperlink>
+      <w:r>
+        <w:rPr>
+          <w:lang w:val="zh_TW" w:bidi="zh_TW"/>
+        </w:rPr>
+        <w:t>11</w:t>
+      </w:r>
       <w:r>
         <w:rPr>
           <w:lang w:val="zh_TW" w:bidi="zh_TW"/>
         </w:rPr>
         <w:t>）或唾沫（</w:t>
       </w:r>
-      <w:hyperlink r:id="rId31">
-        <w:r>
-          <w:rPr>
-            <w:lang w:val="zh_TW" w:bidi="zh_TW"/>
-          </w:rPr>
-          <w:rPr>
-            <w:color w:val="0000EE"/>
-            <w:u w:val="single"/>
-          </w:rPr>
-          <w:t>可8:23</w:t>
-        </w:r>
-      </w:hyperlink>
+      <w:r>
+        <w:rPr>
+          <w:lang w:val="zh_TW" w:bidi="zh_TW"/>
+        </w:rPr>
+        <w:t>可8:23</w:t>
+      </w:r>
       <w:r>
         <w:rPr>
           <w:lang w:val="zh_TW" w:bidi="zh_TW"/>
@@ -1012,54 +856,36 @@
         </w:rPr>
         <w:t>使徒保羅在歸信時一度失明，並在亞拿尼亞面前得醫治（</w:t>
       </w:r>
-      <w:hyperlink r:id="rId32">
-        <w:r>
-          <w:rPr>
-            <w:lang w:val="zh_TW" w:bidi="zh_TW"/>
-          </w:rPr>
-          <w:rPr>
-            <w:color w:val="0000EE"/>
-            <w:u w:val="single"/>
-          </w:rPr>
-          <w:t>徒9:1</w:t>
-        </w:r>
-      </w:hyperlink>
+      <w:r>
+        <w:rPr>
+          <w:lang w:val="zh_TW" w:bidi="zh_TW"/>
+        </w:rPr>
+        <w:t>徒9:1</w:t>
+      </w:r>
       <w:r>
         <w:rPr>
           <w:lang w:val="zh_TW" w:bidi="zh_TW"/>
         </w:rPr>
         <w:t>–</w:t>
       </w:r>
-      <w:hyperlink r:id="rId32">
-        <w:r>
-          <w:rPr>
-            <w:lang w:val="zh_TW" w:bidi="zh_TW"/>
-          </w:rPr>
-          <w:rPr>
-            <w:color w:val="0000EE"/>
-            <w:u w:val="single"/>
-          </w:rPr>
-          <w:t>9、18</w:t>
-        </w:r>
-      </w:hyperlink>
+      <w:r>
+        <w:rPr>
+          <w:lang w:val="zh_TW" w:bidi="zh_TW"/>
+        </w:rPr>
+        <w:t>9、18</w:t>
+      </w:r>
       <w:r>
         <w:rPr>
           <w:lang w:val="zh_TW" w:bidi="zh_TW"/>
         </w:rPr>
         <w:t>）。後來，保羅因為行法術的以呂馬在塞浦路斯反對他的事工，而使他暫時瞎眼（</w:t>
       </w:r>
-      <w:hyperlink r:id="rId33">
-        <w:r>
-          <w:rPr>
-            <w:lang w:val="zh_TW" w:bidi="zh_TW"/>
-          </w:rPr>
-          <w:rPr>
-            <w:color w:val="0000EE"/>
-            <w:u w:val="single"/>
-          </w:rPr>
-          <w:t>徒13:11</w:t>
-        </w:r>
-      </w:hyperlink>
+      <w:r>
+        <w:rPr>
+          <w:lang w:val="zh_TW" w:bidi="zh_TW"/>
+        </w:rPr>
+        <w:t>徒13:11</w:t>
+      </w:r>
       <w:r>
         <w:rPr>
           <w:lang w:val="zh_TW" w:bidi="zh_TW"/>
@@ -1159,60 +985,36 @@
         </w:rPr>
         <w:t>來自埃及的使女，她的主母是撒萊（後來稱為撒拉），撒萊是亞伯蘭（後來稱為亞伯拉罕）的妻子。由於撒萊執意如此，所以亞伯蘭將夏甲納為妾（地位較低的第二位妻子）。夏甲是亞伯蘭的第一個兒子以實瑪利的母親（</w:t>
       </w:r>
-      <w:hyperlink r:id="rId34">
-        <w:r>
-          <w:rPr>
-            <w:lang w:val="zh_TW" w:bidi="zh_TW"/>
-          </w:rPr>
-          <w:rPr>
-            <w:color w:val="0000EE"/>
-            <w:u w:val="single"/>
-          </w:rPr>
-          <w:t>創16:1–16</w:t>
-        </w:r>
-      </w:hyperlink>
+      <w:r>
+        <w:rPr>
+          <w:lang w:val="zh_TW" w:bidi="zh_TW"/>
+        </w:rPr>
+        <w:t>創16:1–16</w:t>
+      </w:r>
       <w:r>
         <w:rPr>
           <w:lang w:val="zh_TW" w:bidi="zh_TW"/>
         </w:rPr>
         <w:t>，</w:t>
       </w:r>
-      <w:hyperlink r:id="rId35">
-        <w:r>
-          <w:rPr>
-            <w:lang w:val="zh_TW" w:bidi="zh_TW"/>
-          </w:rPr>
-          <w:rPr>
-            <w:color w:val="0000EE"/>
-            <w:u w:val="single"/>
-          </w:rPr>
-          <w:t>21:9</w:t>
-        </w:r>
-      </w:hyperlink>
-      <w:hyperlink r:id="rId34">
-        <w:r>
-          <w:rPr>
-            <w:lang w:val="zh_TW" w:bidi="zh_TW"/>
-          </w:rPr>
-          <w:rPr>
-            <w:color w:val="0000EE"/>
-            <w:u w:val="single"/>
-          </w:rPr>
-          <w:t>–</w:t>
-        </w:r>
-      </w:hyperlink>
-      <w:hyperlink r:id="rId35">
-        <w:r>
-          <w:rPr>
-            <w:lang w:val="zh_TW" w:bidi="zh_TW"/>
-          </w:rPr>
-          <w:rPr>
-            <w:color w:val="0000EE"/>
-            <w:u w:val="single"/>
-          </w:rPr>
-          <w:t>21</w:t>
-        </w:r>
-      </w:hyperlink>
+      <w:r>
+        <w:rPr>
+          <w:lang w:val="zh_TW" w:bidi="zh_TW"/>
+        </w:rPr>
+        <w:t>21:9</w:t>
+      </w:r>
+      <w:r>
+        <w:rPr>
+          <w:lang w:val="zh_TW" w:bidi="zh_TW"/>
+        </w:rPr>
+        <w:t>–</w:t>
+      </w:r>
+      <w:r>
+        <w:rPr>
+          <w:lang w:val="zh_TW" w:bidi="zh_TW"/>
+        </w:rPr>
+        <w:t>21</w:t>
+      </w:r>
       <w:r>
         <w:rPr>
           <w:lang w:val="zh_TW" w:bidi="zh_TW"/>
@@ -1244,60 +1046,36 @@
         </w:rPr>
         <w:t>當神命令亞伯蘭離開美索不達米亞時，祂應許要使亞伯蘭的後裔成為大國，並賜給他的後裔一片新的土地（</w:t>
       </w:r>
-      <w:hyperlink r:id="rId36">
-        <w:r>
-          <w:rPr>
-            <w:lang w:val="zh_TW" w:bidi="zh_TW"/>
-          </w:rPr>
-          <w:rPr>
-            <w:color w:val="0000EE"/>
-            <w:u w:val="single"/>
-          </w:rPr>
-          <w:t>創12:2、7</w:t>
-        </w:r>
-      </w:hyperlink>
+      <w:r>
+        <w:rPr>
+          <w:lang w:val="zh_TW" w:bidi="zh_TW"/>
+        </w:rPr>
+        <w:t>創12:2、7</w:t>
+      </w:r>
       <w:r>
         <w:rPr>
           <w:lang w:val="zh_TW" w:bidi="zh_TW"/>
         </w:rPr>
         <w:t>）。在迦南待了十年後，撒萊和亞伯蘭仍然沒有孩子。撒萊建議亞伯蘭娶夏甲為妾，並通過她得孩子。在美索不達米亞東北部的習俗中，如果妻子不能生育，她可以給丈夫一個使女來達成這個目的。妾所生的任何兒子，都被視為是妻子的孩子（參</w:t>
       </w:r>
-      <w:hyperlink r:id="rId37">
-        <w:r>
-          <w:rPr>
-            <w:lang w:val="zh_TW" w:bidi="zh_TW"/>
-          </w:rPr>
-          <w:rPr>
-            <w:color w:val="0000EE"/>
-            <w:u w:val="single"/>
-          </w:rPr>
-          <w:t>30:1</w:t>
-        </w:r>
-      </w:hyperlink>
-      <w:hyperlink r:id="rId34">
-        <w:r>
-          <w:rPr>
-            <w:lang w:val="zh_TW" w:bidi="zh_TW"/>
-          </w:rPr>
-          <w:rPr>
-            <w:color w:val="0000EE"/>
-            <w:u w:val="single"/>
-          </w:rPr>
-          <w:t>–</w:t>
-        </w:r>
-      </w:hyperlink>
-      <w:hyperlink r:id="rId37">
-        <w:r>
-          <w:rPr>
-            <w:lang w:val="zh_TW" w:bidi="zh_TW"/>
-          </w:rPr>
-          <w:rPr>
-            <w:color w:val="0000EE"/>
-            <w:u w:val="single"/>
-          </w:rPr>
-          <w:t>6</w:t>
-        </w:r>
-      </w:hyperlink>
+      <w:r>
+        <w:rPr>
+          <w:lang w:val="zh_TW" w:bidi="zh_TW"/>
+        </w:rPr>
+        <w:t>30:1</w:t>
+      </w:r>
+      <w:r>
+        <w:rPr>
+          <w:lang w:val="zh_TW" w:bidi="zh_TW"/>
+        </w:rPr>
+        <w:t>–</w:t>
+      </w:r>
+      <w:r>
+        <w:rPr>
+          <w:lang w:val="zh_TW" w:bidi="zh_TW"/>
+        </w:rPr>
+        <w:t>6</w:t>
+      </w:r>
       <w:r>
         <w:rPr>
           <w:lang w:val="zh_TW" w:bidi="zh_TW"/>
@@ -1332,36 +1110,24 @@
         </w:rPr>
         <w:t>以實瑪利出生時，亞伯蘭已經86歲。十四年後，神賜給亞伯拉罕和撒拉應許中的兒子以撒。在以撒斷奶時（大約三歲），舉行了一場筵席。在筵席上，以實瑪利戲笑以撒（</w:t>
       </w:r>
-      <w:hyperlink r:id="rId38">
-        <w:r>
-          <w:rPr>
-            <w:lang w:val="zh_TW" w:bidi="zh_TW"/>
-          </w:rPr>
-          <w:rPr>
-            <w:color w:val="0000EE"/>
-            <w:u w:val="single"/>
-          </w:rPr>
-          <w:t>創21:9</w:t>
-        </w:r>
-      </w:hyperlink>
+      <w:r>
+        <w:rPr>
+          <w:lang w:val="zh_TW" w:bidi="zh_TW"/>
+        </w:rPr>
+        <w:t>創21:9</w:t>
+      </w:r>
       <w:r>
         <w:rPr>
           <w:lang w:val="zh_TW" w:bidi="zh_TW"/>
         </w:rPr>
         <w:t>），使撒拉很生氣。因此，她要求亞伯拉罕趕走夏甲和以實瑪利。亞伯拉罕起初不願意這樣做，但神對他說，讓他聽從撒拉的要求（</w:t>
       </w:r>
-      <w:hyperlink r:id="rId39">
-        <w:r>
-          <w:rPr>
-            <w:lang w:val="zh_TW" w:bidi="zh_TW"/>
-          </w:rPr>
-          <w:rPr>
-            <w:color w:val="0000EE"/>
-            <w:u w:val="single"/>
-          </w:rPr>
-          <w:t>12</w:t>
-        </w:r>
-      </w:hyperlink>
+      <w:r>
+        <w:rPr>
+          <w:lang w:val="zh_TW" w:bidi="zh_TW"/>
+        </w:rPr>
+        <w:t>12</w:t>
+      </w:r>
       <w:r>
         <w:rPr>
           <w:lang w:val="zh_TW" w:bidi="zh_TW"/>
@@ -1382,42 +1148,24 @@
         </w:rPr>
         <w:t>夏甲和以實瑪利離開後，在別是巴的曠野中徘徊。當他們沒有水的時候，神拯救夏甲和以實瑪利免於死亡。神應許夏甲說，以實瑪利的後裔將成為大國（</w:t>
       </w:r>
-      <w:hyperlink r:id="rId40">
-        <w:r>
-          <w:rPr>
-            <w:lang w:val="zh_TW" w:bidi="zh_TW"/>
-          </w:rPr>
-          <w:rPr>
-            <w:color w:val="0000EE"/>
-            <w:u w:val="single"/>
-          </w:rPr>
-          <w:t>創21:17</w:t>
-        </w:r>
-      </w:hyperlink>
-      <w:hyperlink r:id="rId34">
-        <w:r>
-          <w:rPr>
-            <w:lang w:val="zh_TW" w:bidi="zh_TW"/>
-          </w:rPr>
-          <w:rPr>
-            <w:color w:val="0000EE"/>
-            <w:u w:val="single"/>
-          </w:rPr>
-          <w:t>–</w:t>
-        </w:r>
-      </w:hyperlink>
-      <w:hyperlink r:id="rId40">
-        <w:r>
-          <w:rPr>
-            <w:lang w:val="zh_TW" w:bidi="zh_TW"/>
-          </w:rPr>
-          <w:rPr>
-            <w:color w:val="0000EE"/>
-            <w:u w:val="single"/>
-          </w:rPr>
-          <w:t>19</w:t>
-        </w:r>
-      </w:hyperlink>
+      <w:r>
+        <w:rPr>
+          <w:lang w:val="zh_TW" w:bidi="zh_TW"/>
+        </w:rPr>
+        <w:t>創21:17</w:t>
+      </w:r>
+      <w:r>
+        <w:rPr>
+          <w:lang w:val="zh_TW" w:bidi="zh_TW"/>
+        </w:rPr>
+        <w:t>–</w:t>
+      </w:r>
+      <w:r>
+        <w:rPr>
+          <w:lang w:val="zh_TW" w:bidi="zh_TW"/>
+        </w:rPr>
+        <w:t>19</w:t>
+      </w:r>
       <w:r>
         <w:rPr>
           <w:lang w:val="zh_TW" w:bidi="zh_TW"/>
@@ -1449,42 +1197,24 @@
         </w:rPr>
         <w:t>在新約聖經中，保羅使用夏甲的故事解釋一個重要的屬靈真理（</w:t>
       </w:r>
-      <w:hyperlink r:id="rId41">
-        <w:r>
-          <w:rPr>
-            <w:lang w:val="zh_TW" w:bidi="zh_TW"/>
-          </w:rPr>
-          <w:rPr>
-            <w:color w:val="0000EE"/>
-            <w:u w:val="single"/>
-          </w:rPr>
-          <w:t>加4:22</w:t>
-        </w:r>
-      </w:hyperlink>
-      <w:hyperlink r:id="rId34">
-        <w:r>
-          <w:rPr>
-            <w:lang w:val="zh_TW" w:bidi="zh_TW"/>
-          </w:rPr>
-          <w:rPr>
-            <w:color w:val="0000EE"/>
-            <w:u w:val="single"/>
-          </w:rPr>
-          <w:t>–</w:t>
-        </w:r>
-      </w:hyperlink>
-      <w:hyperlink r:id="rId41">
-        <w:r>
-          <w:rPr>
-            <w:lang w:val="zh_TW" w:bidi="zh_TW"/>
-          </w:rPr>
-          <w:rPr>
-            <w:color w:val="0000EE"/>
-            <w:u w:val="single"/>
-          </w:rPr>
-          <w:t>31</w:t>
-        </w:r>
-      </w:hyperlink>
+      <w:r>
+        <w:rPr>
+          <w:lang w:val="zh_TW" w:bidi="zh_TW"/>
+        </w:rPr>
+        <w:t>加4:22</w:t>
+      </w:r>
+      <w:r>
+        <w:rPr>
+          <w:lang w:val="zh_TW" w:bidi="zh_TW"/>
+        </w:rPr>
+        <w:t>–</w:t>
+      </w:r>
+      <w:r>
+        <w:rPr>
+          <w:lang w:val="zh_TW" w:bidi="zh_TW"/>
+        </w:rPr>
+        <w:t>31</w:t>
+      </w:r>
       <w:r>
         <w:rPr>
           <w:lang w:val="zh_TW" w:bidi="zh_TW"/>
@@ -1578,36 +1308,24 @@
         </w:rPr>
         <w:t>第一位女子，被稱為「眾生之母」（</w:t>
       </w:r>
-      <w:hyperlink r:id="rId42">
-        <w:r>
-          <w:rPr>
-            <w:lang w:val="zh_TW" w:bidi="zh_TW"/>
-          </w:rPr>
-          <w:rPr>
-            <w:color w:val="0000EE"/>
-            <w:u w:val="single"/>
-          </w:rPr>
-          <w:t>創3:20</w:t>
-        </w:r>
-      </w:hyperlink>
+      <w:r>
+        <w:rPr>
+          <w:lang w:val="zh_TW" w:bidi="zh_TW"/>
+        </w:rPr>
+        <w:t>創3:20</w:t>
+      </w:r>
       <w:r>
         <w:rPr>
           <w:lang w:val="zh_TW" w:bidi="zh_TW"/>
         </w:rPr>
         <w:t>）。創世記記載，神造亞當之後，看見亞當獨居不好，便決定為他造一個「配偶幫助他」（</w:t>
       </w:r>
-      <w:hyperlink r:id="rId43">
-        <w:r>
-          <w:rPr>
-            <w:lang w:val="zh_TW" w:bidi="zh_TW"/>
-          </w:rPr>
-          <w:rPr>
-            <w:color w:val="0000EE"/>
-            <w:u w:val="single"/>
-          </w:rPr>
-          <w:t>2:18</w:t>
-        </w:r>
-      </w:hyperlink>
+      <w:r>
+        <w:rPr>
+          <w:lang w:val="zh_TW" w:bidi="zh_TW"/>
+        </w:rPr>
+        <w:t>2:18</w:t>
+      </w:r>
       <w:r>
         <w:rPr>
           <w:lang w:val="zh_TW" w:bidi="zh_TW"/>
@@ -1627,18 +1345,12 @@
         </w:rPr>
         <w:t>，舊約聖經其它地方也用此字詞來描述神如何幫助以色列。神使亞當沉睡，取下他的一根肋骨，用那肋骨造了夏娃（</w:t>
       </w:r>
-      <w:hyperlink r:id="rId44">
-        <w:r>
-          <w:rPr>
-            <w:lang w:val="zh_TW" w:bidi="zh_TW"/>
-          </w:rPr>
-          <w:rPr>
-            <w:color w:val="0000EE"/>
-            <w:u w:val="single"/>
-          </w:rPr>
-          <w:t>21–25</w:t>
-        </w:r>
-      </w:hyperlink>
+      <w:r>
+        <w:rPr>
+          <w:lang w:val="zh_TW" w:bidi="zh_TW"/>
+        </w:rPr>
+        <w:t>21–25</w:t>
+      </w:r>
       <w:r>
         <w:rPr>
           <w:lang w:val="zh_TW" w:bidi="zh_TW"/>
@@ -1670,36 +1382,24 @@
         </w:rPr>
         <w:t>亞當給妻子夏娃起了兩個名字。起初，他稱她為「女人」，表明了她與男人之間的關聯（</w:t>
       </w:r>
-      <w:hyperlink r:id="rId45">
-        <w:r>
-          <w:rPr>
-            <w:lang w:val="zh_TW" w:bidi="zh_TW"/>
-          </w:rPr>
-          <w:rPr>
-            <w:color w:val="0000EE"/>
-            <w:u w:val="single"/>
-          </w:rPr>
-          <w:t>創2:23</w:t>
-        </w:r>
-      </w:hyperlink>
+      <w:r>
+        <w:rPr>
+          <w:lang w:val="zh_TW" w:bidi="zh_TW"/>
+        </w:rPr>
+        <w:t>創2:23</w:t>
+      </w:r>
       <w:r>
         <w:rPr>
           <w:lang w:val="zh_TW" w:bidi="zh_TW"/>
         </w:rPr>
         <w:t>）。後來，在他們違背神之後，他給她起名為夏娃，意思是「生命」，指她作為人類始祖之母的身分（</w:t>
       </w:r>
-      <w:hyperlink r:id="rId42">
-        <w:r>
-          <w:rPr>
-            <w:lang w:val="zh_TW" w:bidi="zh_TW"/>
-          </w:rPr>
-          <w:rPr>
-            <w:color w:val="0000EE"/>
-            <w:u w:val="single"/>
-          </w:rPr>
-          <w:t>3:20</w:t>
-        </w:r>
-      </w:hyperlink>
+      <w:r>
+        <w:rPr>
+          <w:lang w:val="zh_TW" w:bidi="zh_TW"/>
+        </w:rPr>
+        <w:t>3:20</w:t>
+      </w:r>
       <w:r>
         <w:rPr>
           <w:lang w:val="zh_TW" w:bidi="zh_TW"/>
@@ -1731,36 +1431,24 @@
         </w:rPr>
         <w:t>亞當與夏娃最初住在伊甸園中，他們順服神，事奉祂，並彼此照顧。後來，邪惡進入世界，蛇引誘夏娃違背神的命令。神曾吩咐他們不可吃分別善惡樹上的果子（</w:t>
       </w:r>
-      <w:hyperlink r:id="rId46">
-        <w:r>
-          <w:rPr>
-            <w:lang w:val="zh_TW" w:bidi="zh_TW"/>
-          </w:rPr>
-          <w:rPr>
-            <w:color w:val="0000EE"/>
-            <w:u w:val="single"/>
-          </w:rPr>
-          <w:t>創2:17</w:t>
-        </w:r>
-      </w:hyperlink>
+      <w:r>
+        <w:rPr>
+          <w:lang w:val="zh_TW" w:bidi="zh_TW"/>
+        </w:rPr>
+        <w:t>創2:17</w:t>
+      </w:r>
       <w:r>
         <w:rPr>
           <w:lang w:val="zh_TW" w:bidi="zh_TW"/>
         </w:rPr>
         <w:t>，</w:t>
       </w:r>
-      <w:hyperlink r:id="rId47">
-        <w:r>
-          <w:rPr>
-            <w:lang w:val="zh_TW" w:bidi="zh_TW"/>
-          </w:rPr>
-          <w:rPr>
-            <w:color w:val="0000EE"/>
-            <w:u w:val="single"/>
-          </w:rPr>
-          <w:t>3:3</w:t>
-        </w:r>
-      </w:hyperlink>
+      <w:r>
+        <w:rPr>
+          <w:lang w:val="zh_TW" w:bidi="zh_TW"/>
+        </w:rPr>
+        <w:t>3:3</w:t>
+      </w:r>
       <w:r>
         <w:rPr>
           <w:lang w:val="zh_TW" w:bidi="zh_TW"/>
@@ -1781,72 +1469,48 @@
         </w:rPr>
         <w:t>當神來與他們說話時，他們躲避祂。神問他們發生了甚麼事，亞當怪罪夏娃，夏娃則怪罪那蛇。神對夏娃說，因他們違命，她生產時必多受痛苦，丈夫也必管轄她（</w:t>
       </w:r>
-      <w:hyperlink r:id="rId48">
-        <w:r>
-          <w:rPr>
-            <w:lang w:val="zh_TW" w:bidi="zh_TW"/>
-          </w:rPr>
-          <w:rPr>
-            <w:color w:val="0000EE"/>
-            <w:u w:val="single"/>
-          </w:rPr>
-          <w:t>創3:16</w:t>
-        </w:r>
-      </w:hyperlink>
+      <w:r>
+        <w:rPr>
+          <w:lang w:val="zh_TW" w:bidi="zh_TW"/>
+        </w:rPr>
+        <w:t>創3:16</w:t>
+      </w:r>
       <w:r>
         <w:rPr>
           <w:lang w:val="zh_TW" w:bidi="zh_TW"/>
         </w:rPr>
         <w:t>）。後來，夏娃生了該隱、亞伯、塞特，以及其他兒女（</w:t>
       </w:r>
-      <w:hyperlink r:id="rId49">
-        <w:r>
-          <w:rPr>
-            <w:lang w:val="zh_TW" w:bidi="zh_TW"/>
-          </w:rPr>
-          <w:rPr>
-            <w:color w:val="0000EE"/>
-            <w:u w:val="single"/>
-          </w:rPr>
-          <w:t>4:1–2</w:t>
-        </w:r>
-      </w:hyperlink>
+      <w:r>
+        <w:rPr>
+          <w:lang w:val="zh_TW" w:bidi="zh_TW"/>
+        </w:rPr>
+        <w:t>4:1–2</w:t>
+      </w:r>
       <w:r>
         <w:rPr>
           <w:lang w:val="zh_TW" w:bidi="zh_TW"/>
         </w:rPr>
         <w:t>、</w:t>
       </w:r>
-      <w:hyperlink r:id="rId49">
-        <w:r>
-          <w:rPr>
-            <w:lang w:val="zh_TW" w:bidi="zh_TW"/>
-          </w:rPr>
-          <w:rPr>
-            <w:color w:val="0000EE"/>
-            <w:u w:val="single"/>
-          </w:rPr>
-          <w:t>25</w:t>
-        </w:r>
-      </w:hyperlink>
+      <w:r>
+        <w:rPr>
+          <w:lang w:val="zh_TW" w:bidi="zh_TW"/>
+        </w:rPr>
+        <w:t>25</w:t>
+      </w:r>
       <w:r>
         <w:rPr>
           <w:lang w:val="zh_TW" w:bidi="zh_TW"/>
         </w:rPr>
         <w:t>，</w:t>
       </w:r>
-      <w:hyperlink r:id="rId50">
-        <w:r>
-          <w:rPr>
-            <w:lang w:val="zh_TW" w:bidi="zh_TW"/>
-          </w:rPr>
-          <w:rPr>
-            <w:color w:val="0000EE"/>
-            <w:u w:val="single"/>
-          </w:rPr>
-          <w:t>5:4</w:t>
-        </w:r>
-      </w:hyperlink>
+      <w:r>
+        <w:rPr>
+          <w:lang w:val="zh_TW" w:bidi="zh_TW"/>
+        </w:rPr>
+        <w:t>5:4</w:t>
+      </w:r>
       <w:r>
         <w:rPr>
           <w:lang w:val="zh_TW" w:bidi="zh_TW"/>
@@ -1878,54 +1542,36 @@
         </w:rPr>
         <w:t>新約聖經中有兩次提到夏娃。使徒保羅在談論婦女是否可以在教會中教導時引用了夏娃的例子。他寫道：「我不許女人講道，也不許她轄管男人」（</w:t>
       </w:r>
-      <w:hyperlink r:id="rId51">
-        <w:r>
-          <w:rPr>
-            <w:lang w:val="zh_TW" w:bidi="zh_TW"/>
-          </w:rPr>
-          <w:rPr>
-            <w:color w:val="0000EE"/>
-            <w:u w:val="single"/>
-          </w:rPr>
-          <w:t>提前2:12</w:t>
-        </w:r>
-      </w:hyperlink>
+      <w:r>
+        <w:rPr>
+          <w:lang w:val="zh_TW" w:bidi="zh_TW"/>
+        </w:rPr>
+        <w:t>提前2:12</w:t>
+      </w:r>
       <w:r>
         <w:rPr>
           <w:lang w:val="zh_TW" w:bidi="zh_TW"/>
         </w:rPr>
         <w:t>）。希臘文中「男人」一詞與「丈夫」同字，因此有些學者認為，保羅在此可能特別是指婦女與丈夫之間的關係，而非泛指所有男人。保羅的推論是：男人先被造，而女人被引誘，成為第一個犯罪的人（</w:t>
       </w:r>
-      <w:hyperlink r:id="rId52">
-        <w:r>
-          <w:rPr>
-            <w:lang w:val="zh_TW" w:bidi="zh_TW"/>
-          </w:rPr>
-          <w:rPr>
-            <w:color w:val="0000EE"/>
-            <w:u w:val="single"/>
-          </w:rPr>
-          <w:t>提前2:12–15</w:t>
-        </w:r>
-      </w:hyperlink>
+      <w:r>
+        <w:rPr>
+          <w:lang w:val="zh_TW" w:bidi="zh_TW"/>
+        </w:rPr>
+        <w:t>提前2:12–15</w:t>
+      </w:r>
       <w:r>
         <w:rPr>
           <w:lang w:val="zh_TW" w:bidi="zh_TW"/>
         </w:rPr>
         <w:t>；</w:t>
       </w:r>
-      <w:hyperlink r:id="rId53">
-        <w:r>
-          <w:rPr>
-            <w:lang w:val="zh_TW" w:bidi="zh_TW"/>
-          </w:rPr>
-          <w:rPr>
-            <w:color w:val="0000EE"/>
-            <w:u w:val="single"/>
-          </w:rPr>
-          <w:t>林後11:3</w:t>
-        </w:r>
-      </w:hyperlink>
+      <w:r>
+        <w:rPr>
+          <w:lang w:val="zh_TW" w:bidi="zh_TW"/>
+        </w:rPr>
+        <w:t>林後11:3</w:t>
+      </w:r>
       <w:r>
         <w:rPr>
           <w:lang w:val="zh_TW" w:bidi="zh_TW"/>
